--- a/content/scripts/Reel-Scripts_2026-11-02_to_2026-11-08.docx
+++ b/content/scripts/Reel-Scripts_2026-11-02_to_2026-11-08.docx
@@ -20,7 +20,7 @@
           <w:sz w:val="22"/>
           <w:szCs w:val="22"/>
         </w:rPr>
-        <w:t xml:space="preserve">@ron_tamil · 7 reels · English drafts. Say them your way in Tamil/Thanglish.</w:t>
+        <w:t xml:space="preserve">@ron_tamil · 7 reels · v2 (7-beat structure) · English drafts. Say them your way in Tamil/Thanglish.</w:t>
       </w:r>
     </w:p>
     <w:p>
@@ -367,7 +367,7 @@
                 <w:sz w:val="20"/>
                 <w:szCs w:val="20"/>
               </w:rPr>
-              <w:t xml:space="preserve">~81 s</w:t>
+              <w:t xml:space="preserve">~78 s</w:t>
             </w:r>
           </w:p>
         </w:tc>
@@ -537,7 +537,7 @@
                 <w:sz w:val="20"/>
                 <w:szCs w:val="20"/>
               </w:rPr>
-              <w:t xml:space="preserve">~66 s</w:t>
+              <w:t xml:space="preserve">~69 s</w:t>
             </w:r>
           </w:p>
         </w:tc>
@@ -707,7 +707,7 @@
                 <w:sz w:val="20"/>
                 <w:szCs w:val="20"/>
               </w:rPr>
-              <w:t xml:space="preserve">~68 s</w:t>
+              <w:t xml:space="preserve">~71 s</w:t>
             </w:r>
           </w:p>
         </w:tc>
@@ -877,7 +877,7 @@
                 <w:sz w:val="20"/>
                 <w:szCs w:val="20"/>
               </w:rPr>
-              <w:t xml:space="preserve">~53 s</w:t>
+              <w:t xml:space="preserve">~69 s</w:t>
             </w:r>
           </w:p>
         </w:tc>
@@ -1047,7 +1047,7 @@
                 <w:sz w:val="20"/>
                 <w:szCs w:val="20"/>
               </w:rPr>
-              <w:t xml:space="preserve">~65 s</w:t>
+              <w:t xml:space="preserve">~61 s</w:t>
             </w:r>
           </w:p>
         </w:tc>
@@ -1217,7 +1217,7 @@
                 <w:sz w:val="20"/>
                 <w:szCs w:val="20"/>
               </w:rPr>
-              <w:t xml:space="preserve">~50 s</w:t>
+              <w:t xml:space="preserve">~58 s</w:t>
             </w:r>
           </w:p>
         </w:tc>
@@ -1387,7 +1387,7 @@
                 <w:sz w:val="20"/>
                 <w:szCs w:val="20"/>
               </w:rPr>
-              <w:t xml:space="preserve">~43 s</w:t>
+              <w:t xml:space="preserve">~45 s</w:t>
             </w:r>
           </w:p>
         </w:tc>
@@ -1427,7 +1427,7 @@
         <w:spacing w:before="300"/>
       </w:pPr>
       <w:r>
-        <w:t xml:space="preserve">How every script is built</w:t>
+        <w:t xml:space="preserve">The 7-beat structure (v2)</w:t>
       </w:r>
     </w:p>
     <w:p>
@@ -1446,14 +1446,14 @@
           <w:sz w:val="21"/>
           <w:szCs w:val="21"/>
         </w:rPr>
-        <w:t xml:space="preserve">Hook stack (0–5 s): </w:t>
+        <w:t xml:space="preserve">1 Hook (0–6 s): </w:t>
       </w:r>
       <w:r>
         <w:rPr>
           <w:sz w:val="21"/>
           <w:szCs w:val="21"/>
         </w:rPr>
-        <w:t xml:space="preserve">three short hooks over a rising sound effect, then a 2-second movie meme. The first seconds decide watch time, which Instagram treats as its top signal.</w:t>
+        <w:t xml:space="preserve">curiosity in the first 3 s (a number, a price, a known claim), then a pattern interrupt that says the opposite of what they expect. The rising SFX runs under the curiosity line and the movie meme lands on the turn.</w:t>
       </w:r>
     </w:p>
     <w:p>
@@ -1472,14 +1472,14 @@
           <w:sz w:val="21"/>
           <w:szCs w:val="21"/>
         </w:rPr>
-        <w:t xml:space="preserve">Authority (by ~12 s): </w:t>
+        <w:t xml:space="preserve">2 Value by 13 s: </w:t>
       </w:r>
       <w:r>
         <w:rPr>
           <w:sz w:val="21"/>
           <w:szCs w:val="21"/>
         </w:rPr>
-        <w:t xml:space="preserve">one line on your 8 years of training and that you read the research, so viewers trust what comes next.</w:t>
+        <w:t xml:space="preserve">one real fact with the research on screen, so the reel feels high-value early. The authority line is folded in here.</w:t>
       </w:r>
     </w:p>
     <w:p>
@@ -1498,14 +1498,14 @@
           <w:sz w:val="21"/>
           <w:szCs w:val="21"/>
         </w:rPr>
-        <w:t xml:space="preserve">Deny the obvious: </w:t>
+        <w:t xml:space="preserve">3 First problem: </w:t>
       </w:r>
       <w:r>
         <w:rPr>
           <w:sz w:val="21"/>
           <w:szCs w:val="21"/>
         </w:rPr>
-        <w:t xml:space="preserve">each script has a "So … ? No." turn, like your best-performing beginner reel, to keep people guessing.</w:t>
+        <w:t xml:space="preserve">even with that fact, they still can't act. This re-hooks them.</w:t>
       </w:r>
     </w:p>
     <w:p>
@@ -1524,14 +1524,14 @@
           <w:sz w:val="21"/>
           <w:szCs w:val="21"/>
         </w:rPr>
-        <w:t xml:space="preserve">Research on screen: </w:t>
+        <w:t xml:space="preserve">4 False relief: </w:t>
       </w:r>
       <w:r>
         <w:rPr>
           <w:sz w:val="21"/>
           <w:szCs w:val="21"/>
         </w:rPr>
-        <w:t xml:space="preserve">every study line has an [ON-SCREEN] citation. All numbers come from the checked source in the calendar.</w:t>
+        <w:t xml:space="preserve">half the fix: a small win, but not the full answer.</w:t>
       </w:r>
     </w:p>
     <w:p>
@@ -1550,14 +1550,14 @@
           <w:sz w:val="21"/>
           <w:szCs w:val="21"/>
         </w:rPr>
-        <w:t xml:space="preserve">Follow / save CTA: </w:t>
+        <w:t xml:space="preserve">5 Second, bigger problem: </w:t>
       </w:r>
       <w:r>
         <w:rPr>
           <w:sz w:val="21"/>
           <w:szCs w:val="21"/>
         </w:rPr>
-        <w:t xml:space="preserve">a reason to follow (series, weekly study breakdowns, myths busted) or to save (lists, numbers).</w:t>
+        <w:t xml:space="preserve">the loop re-opens, which keeps people watching.</w:t>
       </w:r>
     </w:p>
     <w:p>
@@ -1576,14 +1576,14 @@
           <w:sz w:val="21"/>
           <w:szCs w:val="21"/>
         </w:rPr>
-        <w:t xml:space="preserve">Share CTA with a reason (last 20–30 s): </w:t>
+        <w:t xml:space="preserve">6 Solution (~40–55 s): </w:t>
       </w:r>
       <w:r>
         <w:rPr>
           <w:sz w:val="21"/>
           <w:szCs w:val="21"/>
         </w:rPr>
-        <w:t xml:space="preserve">names who to send it to and why. Sends per reach is the signal that carries a reel to non-followers.</w:t>
+        <w:t xml:space="preserve">answers everything at once. Save prompts and link tests sit here.</w:t>
       </w:r>
     </w:p>
     <w:p>
@@ -1602,14 +1602,14 @@
           <w:sz w:val="21"/>
           <w:szCs w:val="21"/>
         </w:rPr>
-        <w:t xml:space="preserve">Link test: </w:t>
+        <w:t xml:space="preserve">7 Emotional CTA: </w:t>
       </w:r>
       <w:r>
         <w:rPr>
           <w:sz w:val="21"/>
           <w:szCs w:val="21"/>
         </w:rPr>
-        <w:t xml:space="preserve">teaching reels end with "Comment KEYWORD and I'll send you the doc". Reply by DM yourself or with an auto-DM tool; ask Claude to write the docs.</w:t>
+        <w:t xml:space="preserve">ends on hope, then a soft share ask that names who to send it to. Shares carry a reel to non-followers.</w:t>
       </w:r>
     </w:p>
     <w:p>
@@ -1628,14 +1628,66 @@
           <w:sz w:val="21"/>
           <w:szCs w:val="21"/>
         </w:rPr>
-        <w:t xml:space="preserve">Reading the scripts: </w:t>
+        <w:t xml:space="preserve">What changed from v1: </w:t>
       </w:r>
       <w:r>
         <w:rPr>
           <w:sz w:val="21"/>
           <w:szCs w:val="21"/>
         </w:rPr>
-        <w:t xml:space="preserve">plain text is spoken; [grey italics] are directions for the edit. Lines starting CHECK must be confirmed before filming.</w:t>
+        <w:t xml:space="preserve">value now lands by 13 s (v1 often reached it at 14–20 s, after a separate authority line); every script now has two problems and a false relief instead of answering the myth straight away; endings lead with hope instead of a hard ask. Facts and sources are unchanged.</w:t>
+      </w:r>
+    </w:p>
+    <w:p>
+      <w:pPr>
+        <w:pStyle w:val="ListParagraph"/>
+        <w:numPr>
+          <w:ilvl w:val="0"/>
+          <w:numId w:val="2"/>
+        </w:numPr>
+        <w:spacing w:after="60"/>
+      </w:pPr>
+      <w:r>
+        <w:rPr>
+          <w:b/>
+          <w:bCs/>
+          <w:sz w:val="21"/>
+          <w:szCs w:val="21"/>
+        </w:rPr>
+        <w:t xml:space="preserve">Link test: </w:t>
+      </w:r>
+      <w:r>
+        <w:rPr>
+          <w:sz w:val="21"/>
+          <w:szCs w:val="21"/>
+        </w:rPr>
+        <w:t xml:space="preserve">teaching reels include "Comment KEYWORD and I'll send you the doc" in the solution beat. Ask Claude to write the docs.</w:t>
+      </w:r>
+    </w:p>
+    <w:p>
+      <w:pPr>
+        <w:pStyle w:val="ListParagraph"/>
+        <w:numPr>
+          <w:ilvl w:val="0"/>
+          <w:numId w:val="2"/>
+        </w:numPr>
+        <w:spacing w:after="60"/>
+      </w:pPr>
+      <w:r>
+        <w:rPr>
+          <w:b/>
+          <w:bCs/>
+          <w:sz w:val="21"/>
+          <w:szCs w:val="21"/>
+        </w:rPr>
+        <w:t xml:space="preserve">Reading the scripts: </w:t>
+      </w:r>
+      <w:r>
+        <w:rPr>
+          <w:sz w:val="21"/>
+          <w:szCs w:val="21"/>
+        </w:rPr>
+        <w:t xml:space="preserve">plain text is spoken; [grey italics] are edit directions. Lines starting CHECK must be confirmed before filming. Timings are targets; keep every reel under 90 s in Tamil.</w:t>
       </w:r>
     </w:p>
     <w:p>
@@ -1849,7 +1901,7 @@
                 <w:sz w:val="20"/>
                 <w:szCs w:val="20"/>
               </w:rPr>
-              <w:t xml:space="preserve">~81 s spoken in English (203 words). Keep the Tamil delivery under 90 s.</w:t>
+              <w:t xml:space="preserve">~78 s spoken in English (196 words). Keep the Tamil delivery under 90 s.</w:t>
             </w:r>
           </w:p>
         </w:tc>
@@ -1915,7 +1967,7 @@
               </w:rPr>
               <w:t xml:space="preserve">  </w:t>
             </w:r>
-            <w:hyperlink w:history="1" r:id="rIdcirc4nc595qv7tl53_x0o">
+            <w:hyperlink w:history="1" r:id="rIdfp3t5ismrhhitnyjpiwau">
               <w:r>
                 <w:rPr>
                   <w:rStyle w:val="Hyperlink"/>
@@ -1933,7 +1985,7 @@
               </w:rPr>
               <w:t xml:space="preserve">   Also: </w:t>
             </w:r>
-            <w:hyperlink w:history="1" r:id="rIdoj35i_b9qvha3azlpo3wh">
+            <w:hyperlink w:history="1" r:id="rId7f8lgpsbyphgcecc3gmwk">
               <w:r>
                 <w:rPr>
                   <w:rStyle w:val="Hyperlink"/>
@@ -1952,7 +2004,7 @@
         <w:pBdr>
           <w:bottom w:val="single" w:color="FFE11A" w:sz="6" w:space="1"/>
         </w:pBdr>
-        <w:spacing w:after="80" w:before="200"/>
+        <w:spacing w:after="40" w:before="110"/>
       </w:pPr>
       <w:r>
         <w:rPr>
@@ -1962,16 +2014,16 @@
           <w:sz w:val="20"/>
           <w:szCs w:val="20"/>
         </w:rPr>
-        <w:t xml:space="preserve">0–5s  </w:t>
-      </w:r>
-      <w:r>
-        <w:rPr>
-          <w:b/>
-          <w:bCs/>
-          <w:sz w:val="22"/>
-          <w:szCs w:val="22"/>
-        </w:rPr>
-        <w:t xml:space="preserve">HOOK STACK</w:t>
+        <w:t xml:space="preserve">0–3s  </w:t>
+      </w:r>
+      <w:r>
+        <w:rPr>
+          <w:b/>
+          <w:bCs/>
+          <w:sz w:val="22"/>
+          <w:szCs w:val="22"/>
+        </w:rPr>
+        <w:t xml:space="preserve">1 · HOOK: CURIOSITY</w:t>
       </w:r>
       <w:r>
         <w:rPr>
@@ -1986,7 +2038,7 @@
     </w:p>
     <w:p>
       <w:pPr>
-        <w:spacing w:after="80"/>
+        <w:spacing w:after="40"/>
         <w:ind w:left="240"/>
       </w:pPr>
       <w:r>
@@ -1994,49 +2046,52 @@
           <w:i/>
           <w:iCs/>
           <w:color w:val="6B6B6B"/>
-          <w:sz w:val="19"/>
-          <w:szCs w:val="19"/>
-        </w:rPr>
-        <w:t xml:space="preserve">[Rising SFX under all three lines. Jump cut on every line.]</w:t>
-      </w:r>
-    </w:p>
-    <w:p>
-      <w:pPr>
-        <w:spacing w:after="80"/>
-        <w:ind w:left="240"/>
-      </w:pPr>
-      <w:r>
-        <w:rPr>
-          <w:sz w:val="24"/>
-          <w:szCs w:val="24"/>
-        </w:rPr>
-        <w:t xml:space="preserve">A weight-loss injection for ₹1,290 a month.</w:t>
-      </w:r>
-    </w:p>
-    <w:p>
-      <w:pPr>
-        <w:spacing w:after="80"/>
-        <w:ind w:left="240"/>
-      </w:pPr>
-      <w:r>
-        <w:rPr>
-          <w:sz w:val="24"/>
-          <w:szCs w:val="24"/>
-        </w:rPr>
-        <w:t xml:space="preserve">No diet. No gym. One shot a week?</w:t>
-      </w:r>
-    </w:p>
-    <w:p>
-      <w:pPr>
-        <w:spacing w:after="80"/>
-        <w:ind w:left="240"/>
-      </w:pPr>
-      <w:r>
-        <w:rPr>
-          <w:sz w:val="24"/>
-          <w:szCs w:val="24"/>
-        </w:rPr>
-        <w:t xml:space="preserve">Before you book that appointment, watch this.</w:t>
+          <w:sz w:val="18"/>
+          <w:szCs w:val="18"/>
+        </w:rPr>
+        <w:t xml:space="preserve">[Rising SFX starts under the first word.]</w:t>
+      </w:r>
+    </w:p>
+    <w:p>
+      <w:pPr>
+        <w:spacing w:after="40"/>
+        <w:ind w:left="240"/>
+      </w:pPr>
+      <w:r>
+        <w:rPr>
+          <w:sz w:val="22"/>
+          <w:szCs w:val="22"/>
+        </w:rPr>
+        <w:t xml:space="preserve">₹1,290 a month.</w:t>
+      </w:r>
+    </w:p>
+    <w:p>
+      <w:pPr>
+        <w:spacing w:after="40"/>
+        <w:ind w:left="240"/>
+      </w:pPr>
+      <w:r>
+        <w:rPr>
+          <w:sz w:val="22"/>
+          <w:szCs w:val="22"/>
+        </w:rPr>
+        <w:t xml:space="preserve">For the drug behind Ozempic. In India.</w:t>
+      </w:r>
+    </w:p>
+    <w:p>
+      <w:pPr>
+        <w:spacing w:after="40"/>
+        <w:ind w:left="240"/>
+      </w:pPr>
+      <w:r>
+        <w:rPr>
+          <w:i/>
+          <w:iCs/>
+          <w:color w:val="6B6B6B"/>
+          <w:sz w:val="18"/>
+          <w:szCs w:val="18"/>
+        </w:rPr>
+        <w:t xml:space="preserve">[ON-SCREEN: generic semaglutide price headline (no brand logos).]</w:t>
       </w:r>
     </w:p>
     <w:p>
@@ -2044,7 +2099,7 @@
         <w:pBdr>
           <w:bottom w:val="single" w:color="FFE11A" w:sz="6" w:space="1"/>
         </w:pBdr>
-        <w:spacing w:after="80" w:before="200"/>
+        <w:spacing w:after="40" w:before="110"/>
       </w:pPr>
       <w:r>
         <w:rPr>
@@ -2054,16 +2109,16 @@
           <w:sz w:val="20"/>
           <w:szCs w:val="20"/>
         </w:rPr>
-        <w:t xml:space="preserve">5–7s  </w:t>
-      </w:r>
-      <w:r>
-        <w:rPr>
-          <w:b/>
-          <w:bCs/>
-          <w:sz w:val="22"/>
-          <w:szCs w:val="22"/>
-        </w:rPr>
-        <w:t xml:space="preserve">MEME</w:t>
+        <w:t xml:space="preserve">3–6s  </w:t>
+      </w:r>
+      <w:r>
+        <w:rPr>
+          <w:b/>
+          <w:bCs/>
+          <w:sz w:val="22"/>
+          <w:szCs w:val="22"/>
+        </w:rPr>
+        <w:t xml:space="preserve">1 · HOOK: PATTERN INTERRUPT</w:t>
       </w:r>
       <w:r>
         <w:rPr>
@@ -2078,7 +2133,20 @@
     </w:p>
     <w:p>
       <w:pPr>
-        <w:spacing w:after="80"/>
+        <w:spacing w:after="40"/>
+        <w:ind w:left="240"/>
+      </w:pPr>
+      <w:r>
+        <w:rPr>
+          <w:sz w:val="22"/>
+          <w:szCs w:val="22"/>
+        </w:rPr>
+        <w:t xml:space="preserve">Everyone's asking 'does it work?' Wrong question.</w:t>
+      </w:r>
+    </w:p>
+    <w:p>
+      <w:pPr>
+        <w:spacing w:after="40"/>
         <w:ind w:left="240"/>
       </w:pPr>
       <w:r>
@@ -2086,10 +2154,10 @@
           <w:i/>
           <w:iCs/>
           <w:color w:val="6B6B6B"/>
-          <w:sz w:val="19"/>
-          <w:szCs w:val="19"/>
-        </w:rPr>
-        <w:t xml:space="preserve">[MEME: shocked double-take on the price (your pick of a Tamil comedy reaction). Let the meme audio play.]</w:t>
+          <w:sz w:val="18"/>
+          <w:szCs w:val="18"/>
+        </w:rPr>
+        <w:t xml:space="preserve">[MEME lands on the turn: a shocked double-take reaction]</w:t>
       </w:r>
     </w:p>
     <w:p>
@@ -2097,7 +2165,7 @@
         <w:pBdr>
           <w:bottom w:val="single" w:color="FFE11A" w:sz="6" w:space="1"/>
         </w:pBdr>
-        <w:spacing w:after="80" w:before="200"/>
+        <w:spacing w:after="40" w:before="110"/>
       </w:pPr>
       <w:r>
         <w:rPr>
@@ -2107,16 +2175,16 @@
           <w:sz w:val="20"/>
           <w:szCs w:val="20"/>
         </w:rPr>
-        <w:t xml:space="preserve">7–14s  </w:t>
-      </w:r>
-      <w:r>
-        <w:rPr>
-          <w:b/>
-          <w:bCs/>
-          <w:sz w:val="22"/>
-          <w:szCs w:val="22"/>
-        </w:rPr>
-        <w:t xml:space="preserve">AUTHORITY</w:t>
+        <w:t xml:space="preserve">6–13s  </w:t>
+      </w:r>
+      <w:r>
+        <w:rPr>
+          <w:b/>
+          <w:bCs/>
+          <w:sz w:val="22"/>
+          <w:szCs w:val="22"/>
+        </w:rPr>
+        <w:t xml:space="preserve">2 · VALUE (real info by 13 s)</w:t>
       </w:r>
       <w:r>
         <w:rPr>
@@ -2131,15 +2199,44 @@
     </w:p>
     <w:p>
       <w:pPr>
-        <w:spacing w:after="80"/>
-        <w:ind w:left="240"/>
-      </w:pPr>
-      <w:r>
-        <w:rPr>
-          <w:sz w:val="24"/>
-          <w:szCs w:val="24"/>
-        </w:rPr>
-        <w:t xml:space="preserve">8 years in the gym, 5 of them training consistently, and I read the actual trial behind this drug. Not the ads.</w:t>
+        <w:spacing w:after="40"/>
+        <w:ind w:left="240"/>
+      </w:pPr>
+      <w:r>
+        <w:rPr>
+          <w:sz w:val="22"/>
+          <w:szCs w:val="22"/>
+        </w:rPr>
+        <w:t xml:space="preserve">It works. In the STEP 1 trial, people lost about 15% of their body weight in 68 weeks. Placebo: 2.4%.</w:t>
+      </w:r>
+    </w:p>
+    <w:p>
+      <w:pPr>
+        <w:spacing w:after="40"/>
+        <w:ind w:left="240"/>
+      </w:pPr>
+      <w:r>
+        <w:rPr>
+          <w:i/>
+          <w:iCs/>
+          <w:color w:val="6B6B6B"/>
+          <w:sz w:val="18"/>
+          <w:szCs w:val="18"/>
+        </w:rPr>
+        <w:t xml:space="preserve">[ON-SCREEN: STEP 1, NEJM 2021: −14.9% vs −2.4% at 68 weeks]</w:t>
+      </w:r>
+    </w:p>
+    <w:p>
+      <w:pPr>
+        <w:spacing w:after="40"/>
+        <w:ind w:left="240"/>
+      </w:pPr>
+      <w:r>
+        <w:rPr>
+          <w:sz w:val="22"/>
+          <w:szCs w:val="22"/>
+        </w:rPr>
+        <w:t xml:space="preserve">I read the actual trial, not the ads.</w:t>
       </w:r>
     </w:p>
     <w:p>
@@ -2147,7 +2244,7 @@
         <w:pBdr>
           <w:bottom w:val="single" w:color="FFE11A" w:sz="6" w:space="1"/>
         </w:pBdr>
-        <w:spacing w:after="80" w:before="200"/>
+        <w:spacing w:after="40" w:before="110"/>
       </w:pPr>
       <w:r>
         <w:rPr>
@@ -2157,110 +2254,29 @@
           <w:sz w:val="20"/>
           <w:szCs w:val="20"/>
         </w:rPr>
-        <w:t xml:space="preserve">14–45s  </w:t>
-      </w:r>
-      <w:r>
-        <w:rPr>
-          <w:b/>
-          <w:bCs/>
-          <w:sz w:val="22"/>
-          <w:szCs w:val="22"/>
-        </w:rPr>
-        <w:t xml:space="preserve">THE STORY</w:t>
-      </w:r>
-    </w:p>
-    <w:p>
-      <w:pPr>
-        <w:spacing w:after="80"/>
-        <w:ind w:left="240"/>
-      </w:pPr>
-      <w:r>
-        <w:rPr>
-          <w:sz w:val="24"/>
-          <w:szCs w:val="24"/>
-        </w:rPr>
-        <w:t xml:space="preserve">Since March, the Ozempic molecule is off patent in India. Generics start around ₹1,290 a month.</w:t>
-      </w:r>
-    </w:p>
-    <w:p>
-      <w:pPr>
-        <w:spacing w:after="80"/>
-        <w:ind w:left="240"/>
-      </w:pPr>
-      <w:r>
-        <w:rPr>
-          <w:sz w:val="24"/>
-          <w:szCs w:val="24"/>
-        </w:rPr>
-        <w:t xml:space="preserve">Does it work? Yes. In the big STEP 1 trial, people lost about 15% of their body weight in 68 weeks. Placebo: 2.4%.</w:t>
-      </w:r>
-    </w:p>
-    <w:p>
-      <w:pPr>
-        <w:spacing w:after="80"/>
-        <w:ind w:left="240"/>
-      </w:pPr>
-      <w:r>
-        <w:rPr>
-          <w:i/>
-          <w:iCs/>
-          <w:color w:val="6B6B6B"/>
-          <w:sz w:val="19"/>
-          <w:szCs w:val="19"/>
-        </w:rPr>
-        <w:t xml:space="preserve">[ON-SCREEN: STEP 1 trial, NEJM 2021: −14.9% vs −2.4% at 68 weeks]</w:t>
-      </w:r>
-    </w:p>
-    <w:p>
-      <w:pPr>
-        <w:spacing w:after="80"/>
-        <w:ind w:left="240"/>
-      </w:pPr>
-      <w:r>
-        <w:rPr>
-          <w:sz w:val="24"/>
-          <w:szCs w:val="24"/>
-        </w:rPr>
-        <w:t xml:space="preserve">So the gym is finished? No.</w:t>
-      </w:r>
-    </w:p>
-    <w:p>
-      <w:pPr>
-        <w:spacing w:after="80"/>
-        <w:ind w:left="240"/>
-      </w:pPr>
-      <w:r>
-        <w:rPr>
-          <w:sz w:val="24"/>
-          <w:szCs w:val="24"/>
-        </w:rPr>
-        <w:t xml:space="preserve">Here's what the ads skip. One: it's a prescription drug, and India's health ministry has warned against using it without a doctor.</w:t>
-      </w:r>
-    </w:p>
-    <w:p>
-      <w:pPr>
-        <w:spacing w:after="80"/>
-        <w:ind w:left="240"/>
-      </w:pPr>
-      <w:r>
-        <w:rPr>
-          <w:sz w:val="24"/>
-          <w:szCs w:val="24"/>
-        </w:rPr>
-        <w:t xml:space="preserve">Two: the most common side effects are nausea and diarrhoea.</w:t>
-      </w:r>
-    </w:p>
-    <w:p>
-      <w:pPr>
-        <w:spacing w:after="80"/>
-        <w:ind w:left="240"/>
-      </w:pPr>
-      <w:r>
-        <w:rPr>
-          <w:sz w:val="24"/>
-          <w:szCs w:val="24"/>
-        </w:rPr>
-        <w:t xml:space="preserve">Three: in that trial it was given along with diet and activity changes. Never instead of them.</w:t>
+        <w:t xml:space="preserve">13–22s  </w:t>
+      </w:r>
+      <w:r>
+        <w:rPr>
+          <w:b/>
+          <w:bCs/>
+          <w:sz w:val="22"/>
+          <w:szCs w:val="22"/>
+        </w:rPr>
+        <w:t xml:space="preserve">3 · FIRST PROBLEM</w:t>
+      </w:r>
+    </w:p>
+    <w:p>
+      <w:pPr>
+        <w:spacing w:after="40"/>
+        <w:ind w:left="240"/>
+      </w:pPr>
+      <w:r>
+        <w:rPr>
+          <w:sz w:val="22"/>
+          <w:szCs w:val="22"/>
+        </w:rPr>
+        <w:t xml:space="preserve">But you can't just buy it and start. It's a prescription drug, and India's health ministry has warned against using it without a doctor.</w:t>
       </w:r>
     </w:p>
     <w:p>
@@ -2268,7 +2284,7 @@
         <w:pBdr>
           <w:bottom w:val="single" w:color="FFE11A" w:sz="6" w:space="1"/>
         </w:pBdr>
-        <w:spacing w:after="80" w:before="200"/>
+        <w:spacing w:after="40" w:before="110"/>
       </w:pPr>
       <w:r>
         <w:rPr>
@@ -2278,29 +2294,29 @@
           <w:sz w:val="20"/>
           <w:szCs w:val="20"/>
         </w:rPr>
-        <w:t xml:space="preserve">45–55s  </w:t>
-      </w:r>
-      <w:r>
-        <w:rPr>
-          <w:b/>
-          <w:bCs/>
-          <w:sz w:val="22"/>
-          <w:szCs w:val="22"/>
-        </w:rPr>
-        <w:t xml:space="preserve">WHY FOLLOW</w:t>
-      </w:r>
-    </w:p>
-    <w:p>
-      <w:pPr>
-        <w:spacing w:after="80"/>
-        <w:ind w:left="240"/>
-      </w:pPr>
-      <w:r>
-        <w:rPr>
-          <w:sz w:val="24"/>
-          <w:szCs w:val="24"/>
-        </w:rPr>
-        <w:t xml:space="preserve">And nobody asks: how much of that lost weight is muscle? That's where lifting and protein come in.</w:t>
+        <w:t xml:space="preserve">22–30s  </w:t>
+      </w:r>
+      <w:r>
+        <w:rPr>
+          <w:b/>
+          <w:bCs/>
+          <w:sz w:val="22"/>
+          <w:szCs w:val="22"/>
+        </w:rPr>
+        <w:t xml:space="preserve">4 · FALSE RELIEF (half the fix)</w:t>
+      </w:r>
+    </w:p>
+    <w:p>
+      <w:pPr>
+        <w:spacing w:after="40"/>
+        <w:ind w:left="240"/>
+      </w:pPr>
+      <w:r>
+        <w:rPr>
+          <w:sz w:val="22"/>
+          <w:szCs w:val="22"/>
+        </w:rPr>
+        <w:t xml:space="preserve">So see a doctor, get a prescription, done? Partly. A doctor handles the dose and the side effects, mostly nausea and diarrhoea.</w:t>
       </w:r>
     </w:p>
     <w:p>
@@ -2308,7 +2324,7 @@
         <w:pBdr>
           <w:bottom w:val="single" w:color="FFE11A" w:sz="6" w:space="1"/>
         </w:pBdr>
-        <w:spacing w:after="80" w:before="200"/>
+        <w:spacing w:after="40" w:before="110"/>
       </w:pPr>
       <w:r>
         <w:rPr>
@@ -2318,16 +2334,109 @@
           <w:sz w:val="20"/>
           <w:szCs w:val="20"/>
         </w:rPr>
-        <w:t xml:space="preserve">55–75s  </w:t>
-      </w:r>
-      <w:r>
-        <w:rPr>
-          <w:b/>
-          <w:bCs/>
-          <w:sz w:val="22"/>
-          <w:szCs w:val="22"/>
-        </w:rPr>
-        <w:t xml:space="preserve">CLOSE + SHARE</w:t>
+        <w:t xml:space="preserve">30–40s  </w:t>
+      </w:r>
+      <w:r>
+        <w:rPr>
+          <w:b/>
+          <w:bCs/>
+          <w:sz w:val="22"/>
+          <w:szCs w:val="22"/>
+        </w:rPr>
+        <w:t xml:space="preserve">5 · SECOND, BIGGER PROBLEM</w:t>
+      </w:r>
+    </w:p>
+    <w:p>
+      <w:pPr>
+        <w:spacing w:after="40"/>
+        <w:ind w:left="240"/>
+      </w:pPr>
+      <w:r>
+        <w:rPr>
+          <w:sz w:val="22"/>
+          <w:szCs w:val="22"/>
+        </w:rPr>
+        <w:t xml:space="preserve">The bigger problem: in that trial, the drug came with diet and activity changes. The injection doesn't teach you how to eat or train.</w:t>
+      </w:r>
+    </w:p>
+    <w:p>
+      <w:pPr>
+        <w:pBdr>
+          <w:bottom w:val="single" w:color="FFE11A" w:sz="6" w:space="1"/>
+        </w:pBdr>
+        <w:spacing w:after="40" w:before="110"/>
+      </w:pPr>
+      <w:r>
+        <w:rPr>
+          <w:b/>
+          <w:bCs/>
+          <w:color w:val="6B6B6B"/>
+          <w:sz w:val="20"/>
+          <w:szCs w:val="20"/>
+        </w:rPr>
+        <w:t xml:space="preserve">40–55s  </w:t>
+      </w:r>
+      <w:r>
+        <w:rPr>
+          <w:b/>
+          <w:bCs/>
+          <w:sz w:val="22"/>
+          <w:szCs w:val="22"/>
+        </w:rPr>
+        <w:t xml:space="preserve">6 · SOLUTION (close every loop)</w:t>
+      </w:r>
+    </w:p>
+    <w:p>
+      <w:pPr>
+        <w:spacing w:after="40"/>
+        <w:ind w:left="240"/>
+      </w:pPr>
+      <w:r>
+        <w:rPr>
+          <w:sz w:val="22"/>
+          <w:szCs w:val="22"/>
+        </w:rPr>
+        <w:t xml:space="preserve">So if a doctor says it's right for you, pair it with what the trial did: habits you can keep, protein at every meal, and lifting twice a week so the weight you lose is fat, not muscle.</w:t>
+      </w:r>
+    </w:p>
+    <w:p>
+      <w:pPr>
+        <w:spacing w:after="40"/>
+        <w:ind w:left="240"/>
+      </w:pPr>
+      <w:r>
+        <w:rPr>
+          <w:sz w:val="22"/>
+          <w:szCs w:val="22"/>
+        </w:rPr>
+        <w:t xml:space="preserve">The injection can start the change. Your habits make it last.</w:t>
+      </w:r>
+    </w:p>
+    <w:p>
+      <w:pPr>
+        <w:pBdr>
+          <w:bottom w:val="single" w:color="FFE11A" w:sz="6" w:space="1"/>
+        </w:pBdr>
+        <w:spacing w:after="40" w:before="110"/>
+      </w:pPr>
+      <w:r>
+        <w:rPr>
+          <w:b/>
+          <w:bCs/>
+          <w:color w:val="6B6B6B"/>
+          <w:sz w:val="20"/>
+          <w:szCs w:val="20"/>
+        </w:rPr>
+        <w:t xml:space="preserve">55–72s  </w:t>
+      </w:r>
+      <w:r>
+        <w:rPr>
+          <w:b/>
+          <w:bCs/>
+          <w:sz w:val="22"/>
+          <w:szCs w:val="22"/>
+        </w:rPr>
+        <w:t xml:space="preserve">7 · EMOTIONAL CTA (end on hope)</w:t>
       </w:r>
       <w:r>
         <w:rPr>
@@ -2342,41 +2451,28 @@
     </w:p>
     <w:p>
       <w:pPr>
-        <w:spacing w:after="80"/>
-        <w:ind w:left="240"/>
-      </w:pPr>
-      <w:r>
-        <w:rPr>
-          <w:sz w:val="24"/>
-          <w:szCs w:val="24"/>
-        </w:rPr>
-        <w:t xml:space="preserve">Curious about it? Talk to a doctor, not a reel. And keep lifting either way.</w:t>
-      </w:r>
-    </w:p>
-    <w:p>
-      <w:pPr>
-        <w:spacing w:after="80"/>
-        <w:ind w:left="240"/>
-      </w:pPr>
-      <w:r>
-        <w:rPr>
-          <w:sz w:val="24"/>
-          <w:szCs w:val="24"/>
-        </w:rPr>
-        <w:t xml:space="preserve">Follow me. I read the studies so you get the truth, not the hype.</w:t>
-      </w:r>
-    </w:p>
-    <w:p>
-      <w:pPr>
-        <w:spacing w:after="80"/>
-        <w:ind w:left="240"/>
-      </w:pPr>
-      <w:r>
-        <w:rPr>
-          <w:sz w:val="24"/>
-          <w:szCs w:val="24"/>
-        </w:rPr>
-        <w:t xml:space="preserve">Share this with the friend who asked 'enna injection-u adhu?' They deserve the full story before spending money.</w:t>
+        <w:spacing w:after="40"/>
+        <w:ind w:left="240"/>
+      </w:pPr>
+      <w:r>
+        <w:rPr>
+          <w:sz w:val="22"/>
+          <w:szCs w:val="22"/>
+        </w:rPr>
+        <w:t xml:space="preserve">Shot or no shot, you can build a body that doesn't depend on one.</w:t>
+      </w:r>
+    </w:p>
+    <w:p>
+      <w:pPr>
+        <w:spacing w:after="40"/>
+        <w:ind w:left="240"/>
+      </w:pPr>
+      <w:r>
+        <w:rPr>
+          <w:sz w:val="22"/>
+          <w:szCs w:val="22"/>
+        </w:rPr>
+        <w:t xml:space="preserve">Send this to someone who's been thinking about it. They deserve the full story, not just the price.</w:t>
       </w:r>
     </w:p>
     <w:p>
@@ -2590,7 +2686,7 @@
                 <w:sz w:val="20"/>
                 <w:szCs w:val="20"/>
               </w:rPr>
-              <w:t xml:space="preserve">~66 s spoken in English (164 words). Keep the Tamil delivery under 90 s.</w:t>
+              <w:t xml:space="preserve">~69 s spoken in English (171 words). Keep the Tamil delivery under 90 s.</w:t>
             </w:r>
           </w:p>
         </w:tc>
@@ -2656,7 +2752,7 @@
               </w:rPr>
               <w:t xml:space="preserve">  </w:t>
             </w:r>
-            <w:hyperlink w:history="1" r:id="rId-li99i2eytcue0idekexe">
+            <w:hyperlink w:history="1" r:id="rIdymk4bisjlq01o2w__tnjb">
               <w:r>
                 <w:rPr>
                   <w:rStyle w:val="Hyperlink"/>
@@ -2674,7 +2770,7 @@
               </w:rPr>
               <w:t xml:space="preserve">   Also: </w:t>
             </w:r>
-            <w:hyperlink w:history="1" r:id="rId0ihfdauqbn9uufep8m3_b">
+            <w:hyperlink w:history="1" r:id="rIdb1dkkdxswfhgdnghmosnx">
               <w:r>
                 <w:rPr>
                   <w:rStyle w:val="Hyperlink"/>
@@ -2693,7 +2789,7 @@
         <w:pBdr>
           <w:bottom w:val="single" w:color="FFE11A" w:sz="6" w:space="1"/>
         </w:pBdr>
-        <w:spacing w:after="80" w:before="200"/>
+        <w:spacing w:after="40" w:before="110"/>
       </w:pPr>
       <w:r>
         <w:rPr>
@@ -2703,16 +2799,16 @@
           <w:sz w:val="20"/>
           <w:szCs w:val="20"/>
         </w:rPr>
-        <w:t xml:space="preserve">0–5s  </w:t>
-      </w:r>
-      <w:r>
-        <w:rPr>
-          <w:b/>
-          <w:bCs/>
-          <w:sz w:val="22"/>
-          <w:szCs w:val="22"/>
-        </w:rPr>
-        <w:t xml:space="preserve">HOOK STACK</w:t>
+        <w:t xml:space="preserve">0–3s  </w:t>
+      </w:r>
+      <w:r>
+        <w:rPr>
+          <w:b/>
+          <w:bCs/>
+          <w:sz w:val="22"/>
+          <w:szCs w:val="22"/>
+        </w:rPr>
+        <w:t xml:space="preserve">1 · HOOK: CURIOSITY</w:t>
       </w:r>
       <w:r>
         <w:rPr>
@@ -2727,7 +2823,7 @@
     </w:p>
     <w:p>
       <w:pPr>
-        <w:spacing w:after="80"/>
+        <w:spacing w:after="40"/>
         <w:ind w:left="240"/>
       </w:pPr>
       <w:r>
@@ -2735,49 +2831,36 @@
           <w:i/>
           <w:iCs/>
           <w:color w:val="6B6B6B"/>
-          <w:sz w:val="19"/>
-          <w:szCs w:val="19"/>
-        </w:rPr>
-        <w:t xml:space="preserve">[Rising SFX.]</w:t>
-      </w:r>
-    </w:p>
-    <w:p>
-      <w:pPr>
-        <w:spacing w:after="80"/>
-        <w:ind w:left="240"/>
-      </w:pPr>
-      <w:r>
-        <w:rPr>
-          <w:sz w:val="24"/>
-          <w:szCs w:val="24"/>
-        </w:rPr>
-        <w:t xml:space="preserve">Talking to your biceps.</w:t>
-      </w:r>
-    </w:p>
-    <w:p>
-      <w:pPr>
-        <w:spacing w:after="80"/>
-        <w:ind w:left="240"/>
-      </w:pPr>
-      <w:r>
-        <w:rPr>
-          <w:sz w:val="24"/>
-          <w:szCs w:val="24"/>
-        </w:rPr>
-        <w:t xml:space="preserve">Gym bros say it grows them faster.</w:t>
-      </w:r>
-    </w:p>
-    <w:p>
-      <w:pPr>
-        <w:spacing w:after="80"/>
-        <w:ind w:left="240"/>
-      </w:pPr>
-      <w:r>
-        <w:rPr>
-          <w:sz w:val="24"/>
-          <w:szCs w:val="24"/>
-        </w:rPr>
-        <w:t xml:space="preserve">Scientists laughed. Then they tested it.</w:t>
+          <w:sz w:val="18"/>
+          <w:szCs w:val="18"/>
+        </w:rPr>
+        <w:t xml:space="preserve">[Rising SFX starts under the first word.]</w:t>
+      </w:r>
+    </w:p>
+    <w:p>
+      <w:pPr>
+        <w:spacing w:after="40"/>
+        <w:ind w:left="240"/>
+      </w:pPr>
+      <w:r>
+        <w:rPr>
+          <w:sz w:val="22"/>
+          <w:szCs w:val="22"/>
+        </w:rPr>
+        <w:t xml:space="preserve">Talking to your biceps grew them almost twice as much.</w:t>
+      </w:r>
+    </w:p>
+    <w:p>
+      <w:pPr>
+        <w:spacing w:after="40"/>
+        <w:ind w:left="240"/>
+      </w:pPr>
+      <w:r>
+        <w:rPr>
+          <w:sz w:val="22"/>
+          <w:szCs w:val="22"/>
+        </w:rPr>
+        <w:t xml:space="preserve">In an actual study.</w:t>
       </w:r>
     </w:p>
     <w:p>
@@ -2785,7 +2868,7 @@
         <w:pBdr>
           <w:bottom w:val="single" w:color="FFE11A" w:sz="6" w:space="1"/>
         </w:pBdr>
-        <w:spacing w:after="80" w:before="200"/>
+        <w:spacing w:after="40" w:before="110"/>
       </w:pPr>
       <w:r>
         <w:rPr>
@@ -2795,16 +2878,16 @@
           <w:sz w:val="20"/>
           <w:szCs w:val="20"/>
         </w:rPr>
-        <w:t xml:space="preserve">5–7s  </w:t>
-      </w:r>
-      <w:r>
-        <w:rPr>
-          <w:b/>
-          <w:bCs/>
-          <w:sz w:val="22"/>
-          <w:szCs w:val="22"/>
-        </w:rPr>
-        <w:t xml:space="preserve">MEME</w:t>
+        <w:t xml:space="preserve">3–6s  </w:t>
+      </w:r>
+      <w:r>
+        <w:rPr>
+          <w:b/>
+          <w:bCs/>
+          <w:sz w:val="22"/>
+          <w:szCs w:val="22"/>
+        </w:rPr>
+        <w:t xml:space="preserve">1 · HOOK: PATTERN INTERRUPT</w:t>
       </w:r>
       <w:r>
         <w:rPr>
@@ -2819,7 +2902,20 @@
     </w:p>
     <w:p>
       <w:pPr>
-        <w:spacing w:after="80"/>
+        <w:spacing w:after="40"/>
+        <w:ind w:left="240"/>
+      </w:pPr>
+      <w:r>
+        <w:rPr>
+          <w:sz w:val="22"/>
+          <w:szCs w:val="22"/>
+        </w:rPr>
+        <w:t xml:space="preserve">But don't start squeezing every rep yet.</w:t>
+      </w:r>
+    </w:p>
+    <w:p>
+      <w:pPr>
+        <w:spacing w:after="40"/>
         <w:ind w:left="240"/>
       </w:pPr>
       <w:r>
@@ -2827,10 +2923,10 @@
           <w:i/>
           <w:iCs/>
           <w:color w:val="6B6B6B"/>
-          <w:sz w:val="19"/>
-          <w:szCs w:val="19"/>
-        </w:rPr>
-        <w:t xml:space="preserve">[MEME: someone talking lovingly to an object. Comedy reaction.]</w:t>
+          <w:sz w:val="18"/>
+          <w:szCs w:val="18"/>
+        </w:rPr>
+        <w:t xml:space="preserve">[MEME lands on the turn: someone talking lovingly to an object]</w:t>
       </w:r>
     </w:p>
     <w:p>
@@ -2838,7 +2934,7 @@
         <w:pBdr>
           <w:bottom w:val="single" w:color="FFE11A" w:sz="6" w:space="1"/>
         </w:pBdr>
-        <w:spacing w:after="80" w:before="200"/>
+        <w:spacing w:after="40" w:before="110"/>
       </w:pPr>
       <w:r>
         <w:rPr>
@@ -2848,16 +2944,16 @@
           <w:sz w:val="20"/>
           <w:szCs w:val="20"/>
         </w:rPr>
-        <w:t xml:space="preserve">7–14s  </w:t>
-      </w:r>
-      <w:r>
-        <w:rPr>
-          <w:b/>
-          <w:bCs/>
-          <w:sz w:val="22"/>
-          <w:szCs w:val="22"/>
-        </w:rPr>
-        <w:t xml:space="preserve">AUTHORITY</w:t>
+        <w:t xml:space="preserve">6–13s  </w:t>
+      </w:r>
+      <w:r>
+        <w:rPr>
+          <w:b/>
+          <w:bCs/>
+          <w:sz w:val="22"/>
+          <w:szCs w:val="22"/>
+        </w:rPr>
+        <w:t xml:space="preserve">2 · VALUE (real info by 13 s)</w:t>
       </w:r>
       <w:r>
         <w:rPr>
@@ -2872,15 +2968,31 @@
     </w:p>
     <w:p>
       <w:pPr>
-        <w:spacing w:after="80"/>
-        <w:ind w:left="240"/>
-      </w:pPr>
-      <w:r>
-        <w:rPr>
-          <w:sz w:val="24"/>
-          <w:szCs w:val="24"/>
-        </w:rPr>
-        <w:t xml:space="preserve">I've trained for 8 years. Here's what the study actually found.</w:t>
+        <w:spacing w:after="40"/>
+        <w:ind w:left="240"/>
+      </w:pPr>
+      <w:r>
+        <w:rPr>
+          <w:sz w:val="22"/>
+          <w:szCs w:val="22"/>
+        </w:rPr>
+        <w:t xml:space="preserve">Eight weeks, 30 beginners. Focusing on squeezing the muscle: 12.4% biceps growth. Just lifting the weight: 6.9%.</w:t>
+      </w:r>
+    </w:p>
+    <w:p>
+      <w:pPr>
+        <w:spacing w:after="40"/>
+        <w:ind w:left="240"/>
+      </w:pPr>
+      <w:r>
+        <w:rPr>
+          <w:i/>
+          <w:iCs/>
+          <w:color w:val="6B6B6B"/>
+          <w:sz w:val="18"/>
+          <w:szCs w:val="18"/>
+        </w:rPr>
+        <w:t xml:space="preserve">[ON-SCREEN: Schoenfeld et al., Eur J Sport Sci 2018]</w:t>
       </w:r>
     </w:p>
     <w:p>
@@ -2888,7 +3000,7 @@
         <w:pBdr>
           <w:bottom w:val="single" w:color="FFE11A" w:sz="6" w:space="1"/>
         </w:pBdr>
-        <w:spacing w:after="80" w:before="200"/>
+        <w:spacing w:after="40" w:before="110"/>
       </w:pPr>
       <w:r>
         <w:rPr>
@@ -2898,110 +3010,29 @@
           <w:sz w:val="20"/>
           <w:szCs w:val="20"/>
         </w:rPr>
-        <w:t xml:space="preserve">14–50s  </w:t>
-      </w:r>
-      <w:r>
-        <w:rPr>
-          <w:b/>
-          <w:bCs/>
-          <w:sz w:val="22"/>
-          <w:szCs w:val="22"/>
-        </w:rPr>
-        <w:t xml:space="preserve">THE STUDY</w:t>
-      </w:r>
-    </w:p>
-    <w:p>
-      <w:pPr>
-        <w:spacing w:after="80"/>
-        <w:ind w:left="240"/>
-      </w:pPr>
-      <w:r>
-        <w:rPr>
-          <w:sz w:val="24"/>
-          <w:szCs w:val="24"/>
-        </w:rPr>
-        <w:t xml:space="preserve">Mind-muscle connection means focusing on the muscle working, not just moving the weight.</w:t>
-      </w:r>
-    </w:p>
-    <w:p>
-      <w:pPr>
-        <w:spacing w:after="80"/>
-        <w:ind w:left="240"/>
-      </w:pPr>
-      <w:r>
-        <w:rPr>
-          <w:sz w:val="24"/>
-          <w:szCs w:val="24"/>
-        </w:rPr>
-        <w:t xml:space="preserve">In 2018, researchers took 30 untrained men for 8 weeks. One group focused on squeezing the muscle. The other just focused on lifting the weight.</w:t>
-      </w:r>
-    </w:p>
-    <w:p>
-      <w:pPr>
-        <w:spacing w:after="80"/>
-        <w:ind w:left="240"/>
-      </w:pPr>
-      <w:r>
-        <w:rPr>
-          <w:sz w:val="24"/>
-          <w:szCs w:val="24"/>
-        </w:rPr>
-        <w:t xml:space="preserve">Biceps growth: 12.4% with the muscle focus. 6.9% without.</w:t>
-      </w:r>
-    </w:p>
-    <w:p>
-      <w:pPr>
-        <w:spacing w:after="80"/>
-        <w:ind w:left="240"/>
-      </w:pPr>
-      <w:r>
-        <w:rPr>
-          <w:i/>
-          <w:iCs/>
-          <w:color w:val="6B6B6B"/>
-          <w:sz w:val="19"/>
-          <w:szCs w:val="19"/>
-        </w:rPr>
-        <w:t xml:space="preserve">[ON-SCREEN: Schoenfeld et al., Eur J Sport Sci 2018: 12.4% vs 6.9%]</w:t>
-      </w:r>
-    </w:p>
-    <w:p>
-      <w:pPr>
-        <w:spacing w:after="80"/>
-        <w:ind w:left="240"/>
-      </w:pPr>
-      <w:r>
-        <w:rPr>
-          <w:sz w:val="24"/>
-          <w:szCs w:val="24"/>
-        </w:rPr>
-        <w:t xml:space="preserve">So squeeze every rep of every exercise? No.</w:t>
-      </w:r>
-    </w:p>
-    <w:p>
-      <w:pPr>
-        <w:spacing w:after="80"/>
-        <w:ind w:left="240"/>
-      </w:pPr>
-      <w:r>
-        <w:rPr>
-          <w:sz w:val="24"/>
-          <w:szCs w:val="24"/>
-        </w:rPr>
-        <w:t xml:space="preserve">Strength didn't clearly improve with it, and it was a small study on beginners.</w:t>
-      </w:r>
-    </w:p>
-    <w:p>
-      <w:pPr>
-        <w:spacing w:after="80"/>
-        <w:ind w:left="240"/>
-      </w:pPr>
-      <w:r>
-        <w:rPr>
-          <w:sz w:val="24"/>
-          <w:szCs w:val="24"/>
-        </w:rPr>
-        <w:t xml:space="preserve">Use it on isolation moves like curls, raises and flyes. On a heavy squat, focus on moving the bar well.</w:t>
+        <w:t xml:space="preserve">13–22s  </w:t>
+      </w:r>
+      <w:r>
+        <w:rPr>
+          <w:b/>
+          <w:bCs/>
+          <w:sz w:val="22"/>
+          <w:szCs w:val="22"/>
+        </w:rPr>
+        <w:t xml:space="preserve">3 · FIRST PROBLEM</w:t>
+      </w:r>
+    </w:p>
+    <w:p>
+      <w:pPr>
+        <w:spacing w:after="40"/>
+        <w:ind w:left="240"/>
+      </w:pPr>
+      <w:r>
+        <w:rPr>
+          <w:sz w:val="22"/>
+          <w:szCs w:val="22"/>
+        </w:rPr>
+        <w:t xml:space="preserve">Problem: a lot of beginners don't know what 'feeling the muscle' even means. They feel their joints and the weight, not the biceps.</w:t>
       </w:r>
     </w:p>
     <w:p>
@@ -3009,7 +3040,7 @@
         <w:pBdr>
           <w:bottom w:val="single" w:color="FFE11A" w:sz="6" w:space="1"/>
         </w:pBdr>
-        <w:spacing w:after="80" w:before="200"/>
+        <w:spacing w:after="40" w:before="110"/>
       </w:pPr>
       <w:r>
         <w:rPr>
@@ -3019,29 +3050,29 @@
           <w:sz w:val="20"/>
           <w:szCs w:val="20"/>
         </w:rPr>
-        <w:t xml:space="preserve">50–55s  </w:t>
-      </w:r>
-      <w:r>
-        <w:rPr>
-          <w:b/>
-          <w:bCs/>
-          <w:sz w:val="22"/>
-          <w:szCs w:val="22"/>
-        </w:rPr>
-        <w:t xml:space="preserve">FOLLOW CTA</w:t>
-      </w:r>
-    </w:p>
-    <w:p>
-      <w:pPr>
-        <w:spacing w:after="80"/>
-        <w:ind w:left="240"/>
-      </w:pPr>
-      <w:r>
-        <w:rPr>
-          <w:sz w:val="24"/>
-          <w:szCs w:val="24"/>
-        </w:rPr>
-        <w:t xml:space="preserve">I break down one study like this every Tuesday. Follow so you don't miss the next one.</w:t>
+        <w:t xml:space="preserve">22–30s  </w:t>
+      </w:r>
+      <w:r>
+        <w:rPr>
+          <w:b/>
+          <w:bCs/>
+          <w:sz w:val="22"/>
+          <w:szCs w:val="22"/>
+        </w:rPr>
+        <w:t xml:space="preserve">4 · FALSE RELIEF (half the fix)</w:t>
+      </w:r>
+    </w:p>
+    <w:p>
+      <w:pPr>
+        <w:spacing w:after="40"/>
+        <w:ind w:left="240"/>
+      </w:pPr>
+      <w:r>
+        <w:rPr>
+          <w:sz w:val="22"/>
+          <w:szCs w:val="22"/>
+        </w:rPr>
+        <w:t xml:space="preserve">Easy fix: go a bit lighter, slow down, and squeeze hard at the top. Now you feel it.</w:t>
       </w:r>
     </w:p>
     <w:p>
@@ -3049,7 +3080,7 @@
         <w:pBdr>
           <w:bottom w:val="single" w:color="FFE11A" w:sz="6" w:space="1"/>
         </w:pBdr>
-        <w:spacing w:after="80" w:before="200"/>
+        <w:spacing w:after="40" w:before="110"/>
       </w:pPr>
       <w:r>
         <w:rPr>
@@ -3059,16 +3090,125 @@
           <w:sz w:val="20"/>
           <w:szCs w:val="20"/>
         </w:rPr>
-        <w:t xml:space="preserve">55–70s  </w:t>
-      </w:r>
-      <w:r>
-        <w:rPr>
-          <w:b/>
-          <w:bCs/>
-          <w:sz w:val="22"/>
-          <w:szCs w:val="22"/>
-        </w:rPr>
-        <w:t xml:space="preserve">CLOSE + SHARE</w:t>
+        <w:t xml:space="preserve">30–40s  </w:t>
+      </w:r>
+      <w:r>
+        <w:rPr>
+          <w:b/>
+          <w:bCs/>
+          <w:sz w:val="22"/>
+          <w:szCs w:val="22"/>
+        </w:rPr>
+        <w:t xml:space="preserve">5 · SECOND, BIGGER PROBLEM</w:t>
+      </w:r>
+    </w:p>
+    <w:p>
+      <w:pPr>
+        <w:spacing w:after="40"/>
+        <w:ind w:left="240"/>
+      </w:pPr>
+      <w:r>
+        <w:rPr>
+          <w:sz w:val="22"/>
+          <w:szCs w:val="22"/>
+        </w:rPr>
+        <w:t xml:space="preserve">The bigger problem: strength didn't clearly improve with this focus. And for lower-body lifts, research on strength actually favours focusing outward, on moving the weight.</w:t>
+      </w:r>
+    </w:p>
+    <w:p>
+      <w:pPr>
+        <w:spacing w:after="40"/>
+        <w:ind w:left="240"/>
+      </w:pPr>
+      <w:r>
+        <w:rPr>
+          <w:i/>
+          <w:iCs/>
+          <w:color w:val="6B6B6B"/>
+          <w:sz w:val="18"/>
+          <w:szCs w:val="18"/>
+        </w:rPr>
+        <w:t xml:space="preserve">[ON-SCREEN: Grgic et al., attentional focus meta-analysis]</w:t>
+      </w:r>
+    </w:p>
+    <w:p>
+      <w:pPr>
+        <w:pBdr>
+          <w:bottom w:val="single" w:color="FFE11A" w:sz="6" w:space="1"/>
+        </w:pBdr>
+        <w:spacing w:after="40" w:before="110"/>
+      </w:pPr>
+      <w:r>
+        <w:rPr>
+          <w:b/>
+          <w:bCs/>
+          <w:color w:val="6B6B6B"/>
+          <w:sz w:val="20"/>
+          <w:szCs w:val="20"/>
+        </w:rPr>
+        <w:t xml:space="preserve">40–55s  </w:t>
+      </w:r>
+      <w:r>
+        <w:rPr>
+          <w:b/>
+          <w:bCs/>
+          <w:sz w:val="22"/>
+          <w:szCs w:val="22"/>
+        </w:rPr>
+        <w:t xml:space="preserve">6 · SOLUTION (close every loop)</w:t>
+      </w:r>
+    </w:p>
+    <w:p>
+      <w:pPr>
+        <w:spacing w:after="40"/>
+        <w:ind w:left="240"/>
+      </w:pPr>
+      <w:r>
+        <w:rPr>
+          <w:sz w:val="22"/>
+          <w:szCs w:val="22"/>
+        </w:rPr>
+        <w:t xml:space="preserve">So split it. On isolation moves like curls, raises and flyes, focus on the muscle.</w:t>
+      </w:r>
+    </w:p>
+    <w:p>
+      <w:pPr>
+        <w:spacing w:after="40"/>
+        <w:ind w:left="240"/>
+      </w:pPr>
+      <w:r>
+        <w:rPr>
+          <w:sz w:val="22"/>
+          <w:szCs w:val="22"/>
+        </w:rPr>
+        <w:t xml:space="preserve">On heavy squats and presses, focus on moving the bar well. Same gym time, smarter results.</w:t>
+      </w:r>
+    </w:p>
+    <w:p>
+      <w:pPr>
+        <w:pBdr>
+          <w:bottom w:val="single" w:color="FFE11A" w:sz="6" w:space="1"/>
+        </w:pBdr>
+        <w:spacing w:after="40" w:before="110"/>
+      </w:pPr>
+      <w:r>
+        <w:rPr>
+          <w:b/>
+          <w:bCs/>
+          <w:color w:val="6B6B6B"/>
+          <w:sz w:val="20"/>
+          <w:szCs w:val="20"/>
+        </w:rPr>
+        <w:t xml:space="preserve">55–72s  </w:t>
+      </w:r>
+      <w:r>
+        <w:rPr>
+          <w:b/>
+          <w:bCs/>
+          <w:sz w:val="22"/>
+          <w:szCs w:val="22"/>
+        </w:rPr>
+        <w:t xml:space="preserve">7 · EMOTIONAL CTA (end on hope)</w:t>
       </w:r>
       <w:r>
         <w:rPr>
@@ -3083,28 +3223,28 @@
     </w:p>
     <w:p>
       <w:pPr>
-        <w:spacing w:after="80"/>
-        <w:ind w:left="240"/>
-      </w:pPr>
-      <w:r>
-        <w:rPr>
-          <w:sz w:val="24"/>
-          <w:szCs w:val="24"/>
-        </w:rPr>
-        <w:t xml:space="preserve">Bro-science? Not completely. Magic? Also no. It's a tool, for the right exercise.</w:t>
-      </w:r>
-    </w:p>
-    <w:p>
-      <w:pPr>
-        <w:spacing w:after="80"/>
-        <w:ind w:left="240"/>
-      </w:pPr>
-      <w:r>
-        <w:rPr>
-          <w:sz w:val="24"/>
-          <w:szCs w:val="24"/>
-        </w:rPr>
-        <w:t xml:space="preserve">Share this with the gym friend who talks to his biceps. Finally, some science on his side.</w:t>
+        <w:spacing w:after="40"/>
+        <w:ind w:left="240"/>
+      </w:pPr>
+      <w:r>
+        <w:rPr>
+          <w:sz w:val="22"/>
+          <w:szCs w:val="22"/>
+        </w:rPr>
+        <w:t xml:space="preserve">Small changes like this are how people who are stuck start growing again.</w:t>
+      </w:r>
+    </w:p>
+    <w:p>
+      <w:pPr>
+        <w:spacing w:after="40"/>
+        <w:ind w:left="240"/>
+      </w:pPr>
+      <w:r>
+        <w:rPr>
+          <w:sz w:val="22"/>
+          <w:szCs w:val="22"/>
+        </w:rPr>
+        <w:t xml:space="preserve">Send this to the friend who trains hard but never grows. This might be the missing piece. And follow, one study every Tuesday.</w:t>
       </w:r>
     </w:p>
     <w:p>
@@ -3318,7 +3458,7 @@
                 <w:sz w:val="20"/>
                 <w:szCs w:val="20"/>
               </w:rPr>
-              <w:t xml:space="preserve">~68 s spoken in English (168 words). Keep the Tamil delivery under 90 s.</w:t>
+              <w:t xml:space="preserve">~71 s spoken in English (178 words). Keep the Tamil delivery under 90 s.</w:t>
             </w:r>
           </w:p>
         </w:tc>
@@ -3384,7 +3524,7 @@
               </w:rPr>
               <w:t xml:space="preserve">  </w:t>
             </w:r>
-            <w:hyperlink w:history="1" r:id="rIdh7bp-6bi0qrcugfckkvpp">
+            <w:hyperlink w:history="1" r:id="rIdx7hy0fkidyhko9bvofghi">
               <w:r>
                 <w:rPr>
                   <w:rStyle w:val="Hyperlink"/>
@@ -3402,7 +3542,7 @@
               </w:rPr>
               <w:t xml:space="preserve">   Also: </w:t>
             </w:r>
-            <w:hyperlink w:history="1" r:id="rIdxk8nq67nwapjdiwlhthwd">
+            <w:hyperlink w:history="1" r:id="rId8jbmdfpdtmzmyvmx3hukc">
               <w:r>
                 <w:rPr>
                   <w:rStyle w:val="Hyperlink"/>
@@ -3476,7 +3616,7 @@
                 <w:sz w:val="20"/>
                 <w:szCs w:val="20"/>
               </w:rPr>
-              <w:t xml:space="preserve">Weekly sets planner: one page with every muscle group, a 6–10 starting range for beginners, and a box to tick per hard set.</w:t>
+              <w:t xml:space="preserve">Weekly sets planner: every muscle group, a 6–10 starting range for beginners, and a box to tick per hard set.</w:t>
             </w:r>
           </w:p>
         </w:tc>
@@ -3487,7 +3627,7 @@
         <w:pBdr>
           <w:bottom w:val="single" w:color="FFE11A" w:sz="6" w:space="1"/>
         </w:pBdr>
-        <w:spacing w:after="80" w:before="200"/>
+        <w:spacing w:after="40" w:before="110"/>
       </w:pPr>
       <w:r>
         <w:rPr>
@@ -3497,16 +3637,16 @@
           <w:sz w:val="20"/>
           <w:szCs w:val="20"/>
         </w:rPr>
-        <w:t xml:space="preserve">0–5s  </w:t>
-      </w:r>
-      <w:r>
-        <w:rPr>
-          <w:b/>
-          <w:bCs/>
-          <w:sz w:val="22"/>
-          <w:szCs w:val="22"/>
-        </w:rPr>
-        <w:t xml:space="preserve">HOOK STACK</w:t>
+        <w:t xml:space="preserve">0–3s  </w:t>
+      </w:r>
+      <w:r>
+        <w:rPr>
+          <w:b/>
+          <w:bCs/>
+          <w:sz w:val="22"/>
+          <w:szCs w:val="22"/>
+        </w:rPr>
+        <w:t xml:space="preserve">1 · HOOK: CURIOSITY</w:t>
       </w:r>
       <w:r>
         <w:rPr>
@@ -3521,7 +3661,7 @@
     </w:p>
     <w:p>
       <w:pPr>
-        <w:spacing w:after="80"/>
+        <w:spacing w:after="40"/>
         <w:ind w:left="240"/>
       </w:pPr>
       <w:r>
@@ -3529,49 +3669,23 @@
           <w:i/>
           <w:iCs/>
           <w:color w:val="6B6B6B"/>
-          <w:sz w:val="19"/>
-          <w:szCs w:val="19"/>
-        </w:rPr>
-        <w:t xml:space="preserve">[Rising SFX. Open on you, not the board.]</w:t>
-      </w:r>
-    </w:p>
-    <w:p>
-      <w:pPr>
-        <w:spacing w:after="80"/>
-        <w:ind w:left="240"/>
-      </w:pPr>
-      <w:r>
-        <w:rPr>
-          <w:sz w:val="24"/>
-          <w:szCs w:val="24"/>
-        </w:rPr>
-        <w:t xml:space="preserve">Twenty sets for chest… every day?</w:t>
-      </w:r>
-    </w:p>
-    <w:p>
-      <w:pPr>
-        <w:spacing w:after="80"/>
-        <w:ind w:left="240"/>
-      </w:pPr>
-      <w:r>
-        <w:rPr>
-          <w:sz w:val="24"/>
-          <w:szCs w:val="24"/>
-        </w:rPr>
-        <w:t xml:space="preserve">More sets, more muscle. Right?</w:t>
-      </w:r>
-    </w:p>
-    <w:p>
-      <w:pPr>
-        <w:spacing w:after="80"/>
-        <w:ind w:left="240"/>
-      </w:pPr>
-      <w:r>
-        <w:rPr>
-          <w:sz w:val="24"/>
-          <w:szCs w:val="24"/>
-        </w:rPr>
-        <w:t xml:space="preserve">Half right. And the wrong half is why you're stuck.</w:t>
+          <w:sz w:val="18"/>
+          <w:szCs w:val="18"/>
+        </w:rPr>
+        <w:t xml:space="preserve">[Rising SFX starts under the first word.]</w:t>
+      </w:r>
+    </w:p>
+    <w:p>
+      <w:pPr>
+        <w:spacing w:after="40"/>
+        <w:ind w:left="240"/>
+      </w:pPr>
+      <w:r>
+        <w:rPr>
+          <w:sz w:val="22"/>
+          <w:szCs w:val="22"/>
+        </w:rPr>
+        <w:t xml:space="preserve">Twenty sets of chest. Every single day.</w:t>
       </w:r>
     </w:p>
     <w:p>
@@ -3579,7 +3693,7 @@
         <w:pBdr>
           <w:bottom w:val="single" w:color="FFE11A" w:sz="6" w:space="1"/>
         </w:pBdr>
-        <w:spacing w:after="80" w:before="200"/>
+        <w:spacing w:after="40" w:before="110"/>
       </w:pPr>
       <w:r>
         <w:rPr>
@@ -3589,16 +3703,16 @@
           <w:sz w:val="20"/>
           <w:szCs w:val="20"/>
         </w:rPr>
-        <w:t xml:space="preserve">5–7s  </w:t>
-      </w:r>
-      <w:r>
-        <w:rPr>
-          <w:b/>
-          <w:bCs/>
-          <w:sz w:val="22"/>
-          <w:szCs w:val="22"/>
-        </w:rPr>
-        <w:t xml:space="preserve">MEME</w:t>
+        <w:t xml:space="preserve">3–6s  </w:t>
+      </w:r>
+      <w:r>
+        <w:rPr>
+          <w:b/>
+          <w:bCs/>
+          <w:sz w:val="22"/>
+          <w:szCs w:val="22"/>
+        </w:rPr>
+        <w:t xml:space="preserve">1 · HOOK: PATTERN INTERRUPT</w:t>
       </w:r>
       <w:r>
         <w:rPr>
@@ -3613,7 +3727,20 @@
     </w:p>
     <w:p>
       <w:pPr>
-        <w:spacing w:after="80"/>
+        <w:spacing w:after="40"/>
+        <w:ind w:left="240"/>
+      </w:pPr>
+      <w:r>
+        <w:rPr>
+          <w:sz w:val="22"/>
+          <w:szCs w:val="22"/>
+        </w:rPr>
+        <w:t xml:space="preserve">And it's still not growing? It's not your genetics.</w:t>
+      </w:r>
+    </w:p>
+    <w:p>
+      <w:pPr>
+        <w:spacing w:after="40"/>
         <w:ind w:left="240"/>
       </w:pPr>
       <w:r>
@@ -3621,10 +3748,10 @@
           <w:i/>
           <w:iCs/>
           <w:color w:val="6B6B6B"/>
-          <w:sz w:val="19"/>
-          <w:szCs w:val="19"/>
-        </w:rPr>
-        <w:t xml:space="preserve">[MEME: over-the-top 'this is too much' reaction scene.]</w:t>
+          <w:sz w:val="18"/>
+          <w:szCs w:val="18"/>
+        </w:rPr>
+        <w:t xml:space="preserve">[MEME lands on the turn: an over-the-top 'this is too much' reaction]</w:t>
       </w:r>
     </w:p>
     <w:p>
@@ -3632,7 +3759,7 @@
         <w:pBdr>
           <w:bottom w:val="single" w:color="FFE11A" w:sz="6" w:space="1"/>
         </w:pBdr>
-        <w:spacing w:after="80" w:before="200"/>
+        <w:spacing w:after="40" w:before="110"/>
       </w:pPr>
       <w:r>
         <w:rPr>
@@ -3642,16 +3769,16 @@
           <w:sz w:val="20"/>
           <w:szCs w:val="20"/>
         </w:rPr>
-        <w:t xml:space="preserve">7–14s  </w:t>
-      </w:r>
-      <w:r>
-        <w:rPr>
-          <w:b/>
-          <w:bCs/>
-          <w:sz w:val="22"/>
-          <w:szCs w:val="22"/>
-        </w:rPr>
-        <w:t xml:space="preserve">AUTHORITY</w:t>
+        <w:t xml:space="preserve">6–13s  </w:t>
+      </w:r>
+      <w:r>
+        <w:rPr>
+          <w:b/>
+          <w:bCs/>
+          <w:sz w:val="22"/>
+          <w:szCs w:val="22"/>
+        </w:rPr>
+        <w:t xml:space="preserve">2 · VALUE (real info by 13 s)</w:t>
       </w:r>
       <w:r>
         <w:rPr>
@@ -3666,15 +3793,47 @@
     </w:p>
     <w:p>
       <w:pPr>
-        <w:spacing w:after="80"/>
-        <w:ind w:left="240"/>
-      </w:pPr>
-      <w:r>
-        <w:rPr>
-          <w:sz w:val="24"/>
-          <w:szCs w:val="24"/>
-        </w:rPr>
-        <w:t xml:space="preserve">Gym Basics, episode 2. Eight years of training, and this is something I had to unlearn.</w:t>
+        <w:spacing w:after="40"/>
+        <w:ind w:left="240"/>
+      </w:pPr>
+      <w:r>
+        <w:rPr>
+          <w:i/>
+          <w:iCs/>
+          <w:color w:val="6B6B6B"/>
+          <w:sz w:val="18"/>
+          <w:szCs w:val="18"/>
+        </w:rPr>
+        <w:t xml:space="preserve">[Open on you; reveal the board on 'week'. Board: WEEKLY SETS PER MUSCLE.]</w:t>
+      </w:r>
+    </w:p>
+    <w:p>
+      <w:pPr>
+        <w:spacing w:after="40"/>
+        <w:ind w:left="240"/>
+      </w:pPr>
+      <w:r>
+        <w:rPr>
+          <w:sz w:val="22"/>
+          <w:szCs w:val="22"/>
+        </w:rPr>
+        <w:t xml:space="preserve">Gym Basics, episode 2. A 2017 meta-analysis: more weekly sets per muscle generally meant more growth. Per week, per muscle, hard sets only.</w:t>
+      </w:r>
+    </w:p>
+    <w:p>
+      <w:pPr>
+        <w:spacing w:after="40"/>
+        <w:ind w:left="240"/>
+      </w:pPr>
+      <w:r>
+        <w:rPr>
+          <w:i/>
+          <w:iCs/>
+          <w:color w:val="6B6B6B"/>
+          <w:sz w:val="18"/>
+          <w:szCs w:val="18"/>
+        </w:rPr>
+        <w:t xml:space="preserve">[ON-SCREEN: Schoenfeld et al., J Sports Sci 2017]</w:t>
       </w:r>
     </w:p>
     <w:p>
@@ -3682,7 +3841,7 @@
         <w:pBdr>
           <w:bottom w:val="single" w:color="FFE11A" w:sz="6" w:space="1"/>
         </w:pBdr>
-        <w:spacing w:after="80" w:before="200"/>
+        <w:spacing w:after="40" w:before="110"/>
       </w:pPr>
       <w:r>
         <w:rPr>
@@ -3692,113 +3851,29 @@
           <w:sz w:val="20"/>
           <w:szCs w:val="20"/>
         </w:rPr>
-        <w:t xml:space="preserve">14–55s  </w:t>
-      </w:r>
-      <w:r>
-        <w:rPr>
-          <w:b/>
-          <w:bCs/>
-          <w:sz w:val="22"/>
-          <w:szCs w:val="22"/>
-        </w:rPr>
-        <w:t xml:space="preserve">THE BOARD</w:t>
-      </w:r>
-    </w:p>
-    <w:p>
-      <w:pPr>
-        <w:spacing w:after="80"/>
-        <w:ind w:left="240"/>
-      </w:pPr>
-      <w:r>
-        <w:rPr>
-          <w:i/>
-          <w:iCs/>
-          <w:color w:val="6B6B6B"/>
-          <w:sz w:val="19"/>
-          <w:szCs w:val="19"/>
-        </w:rPr>
-        <w:t xml:space="preserve">[Reveal board: WEEKLY SETS PER MUSCLE. One number on screen early: 6–10.]</w:t>
-      </w:r>
-    </w:p>
-    <w:p>
-      <w:pPr>
-        <w:spacing w:after="80"/>
-        <w:ind w:left="240"/>
-      </w:pPr>
-      <w:r>
-        <w:rPr>
-          <w:sz w:val="24"/>
-          <w:szCs w:val="24"/>
-        </w:rPr>
-        <w:t xml:space="preserve">Count your sets per muscle per WEEK, not per workout. And only count hard sets, the ones that end close to failure.</w:t>
-      </w:r>
-    </w:p>
-    <w:p>
-      <w:pPr>
-        <w:spacing w:after="80"/>
-        <w:ind w:left="240"/>
-      </w:pPr>
-      <w:r>
-        <w:rPr>
-          <w:sz w:val="24"/>
-          <w:szCs w:val="24"/>
-        </w:rPr>
-        <w:t xml:space="preserve">A 2017 meta-analysis found a dose-response: more weekly sets, more growth.</w:t>
-      </w:r>
-    </w:p>
-    <w:p>
-      <w:pPr>
-        <w:spacing w:after="80"/>
-        <w:ind w:left="240"/>
-      </w:pPr>
-      <w:r>
-        <w:rPr>
-          <w:i/>
-          <w:iCs/>
-          <w:color w:val="6B6B6B"/>
-          <w:sz w:val="19"/>
-          <w:szCs w:val="19"/>
-        </w:rPr>
-        <w:t xml:space="preserve">[ON-SCREEN: Schoenfeld et al., J Sports Sci 2017]</w:t>
-      </w:r>
-    </w:p>
-    <w:p>
-      <w:pPr>
-        <w:spacing w:after="80"/>
-        <w:ind w:left="240"/>
-      </w:pPr>
-      <w:r>
-        <w:rPr>
-          <w:sz w:val="24"/>
-          <w:szCs w:val="24"/>
-        </w:rPr>
-        <w:t xml:space="preserve">So just do thirty sets? No.</w:t>
-      </w:r>
-    </w:p>
-    <w:p>
-      <w:pPr>
-        <w:spacing w:after="80"/>
-        <w:ind w:left="240"/>
-      </w:pPr>
-      <w:r>
-        <w:rPr>
-          <w:sz w:val="24"/>
-          <w:szCs w:val="24"/>
-        </w:rPr>
-        <w:t xml:space="preserve">If you're a beginner, you grow on far less. My recommendation: start with about 6 to 10 hard sets per muscle per week. Recover well. Add sets only when progress stalls.</w:t>
-      </w:r>
-    </w:p>
-    <w:p>
-      <w:pPr>
-        <w:spacing w:after="80"/>
-        <w:ind w:left="240"/>
-      </w:pPr>
-      <w:r>
-        <w:rPr>
-          <w:sz w:val="24"/>
-          <w:szCs w:val="24"/>
-        </w:rPr>
-        <w:t xml:space="preserve">The goal isn't the most you can survive. It's the least that keeps you growing.</w:t>
+        <w:t xml:space="preserve">13–22s  </w:t>
+      </w:r>
+      <w:r>
+        <w:rPr>
+          <w:b/>
+          <w:bCs/>
+          <w:sz w:val="22"/>
+          <w:szCs w:val="22"/>
+        </w:rPr>
+        <w:t xml:space="preserve">3 · FIRST PROBLEM</w:t>
+      </w:r>
+    </w:p>
+    <w:p>
+      <w:pPr>
+        <w:spacing w:after="40"/>
+        <w:ind w:left="240"/>
+      </w:pPr>
+      <w:r>
+        <w:rPr>
+          <w:sz w:val="22"/>
+          <w:szCs w:val="22"/>
+        </w:rPr>
+        <w:t xml:space="preserve">So if more is better, why are you stuck? Because tired, sloppy sets stop being hard sets. You're counting sets that don't count.</w:t>
       </w:r>
     </w:p>
     <w:p>
@@ -3806,7 +3881,7 @@
         <w:pBdr>
           <w:bottom w:val="single" w:color="FFE11A" w:sz="6" w:space="1"/>
         </w:pBdr>
-        <w:spacing w:after="80" w:before="200"/>
+        <w:spacing w:after="40" w:before="110"/>
       </w:pPr>
       <w:r>
         <w:rPr>
@@ -3816,29 +3891,29 @@
           <w:sz w:val="20"/>
           <w:szCs w:val="20"/>
         </w:rPr>
-        <w:t xml:space="preserve">55–62s  </w:t>
-      </w:r>
-      <w:r>
-        <w:rPr>
-          <w:b/>
-          <w:bCs/>
-          <w:sz w:val="22"/>
-          <w:szCs w:val="22"/>
-        </w:rPr>
-        <w:t xml:space="preserve">SAVE + LINK</w:t>
-      </w:r>
-    </w:p>
-    <w:p>
-      <w:pPr>
-        <w:spacing w:after="80"/>
-        <w:ind w:left="240"/>
-      </w:pPr>
-      <w:r>
-        <w:rPr>
-          <w:sz w:val="24"/>
-          <w:szCs w:val="24"/>
-        </w:rPr>
-        <w:t xml:space="preserve">Save this. And comment SETS, I'll send you my free weekly-sets planner.</w:t>
+        <w:t xml:space="preserve">22–30s  </w:t>
+      </w:r>
+      <w:r>
+        <w:rPr>
+          <w:b/>
+          <w:bCs/>
+          <w:sz w:val="22"/>
+          <w:szCs w:val="22"/>
+        </w:rPr>
+        <w:t xml:space="preserve">4 · FALSE RELIEF (half the fix)</w:t>
+      </w:r>
+    </w:p>
+    <w:p>
+      <w:pPr>
+        <w:spacing w:after="40"/>
+        <w:ind w:left="240"/>
+      </w:pPr>
+      <w:r>
+        <w:rPr>
+          <w:sz w:val="22"/>
+          <w:szCs w:val="22"/>
+        </w:rPr>
+        <w:t xml:space="preserve">So cut back? Partly. Beginners grow on far less. My recommendation: start at 6 to 10 hard sets per muscle per week.</w:t>
       </w:r>
     </w:p>
     <w:p>
@@ -3846,7 +3921,7 @@
         <w:pBdr>
           <w:bottom w:val="single" w:color="FFE11A" w:sz="6" w:space="1"/>
         </w:pBdr>
-        <w:spacing w:after="80" w:before="200"/>
+        <w:spacing w:after="40" w:before="110"/>
       </w:pPr>
       <w:r>
         <w:rPr>
@@ -3856,16 +3931,122 @@
           <w:sz w:val="20"/>
           <w:szCs w:val="20"/>
         </w:rPr>
-        <w:t xml:space="preserve">62–80s  </w:t>
-      </w:r>
-      <w:r>
-        <w:rPr>
-          <w:b/>
-          <w:bCs/>
-          <w:sz w:val="22"/>
-          <w:szCs w:val="22"/>
-        </w:rPr>
-        <w:t xml:space="preserve">CLOSE + SHARE</w:t>
+        <w:t xml:space="preserve">30–40s  </w:t>
+      </w:r>
+      <w:r>
+        <w:rPr>
+          <w:b/>
+          <w:bCs/>
+          <w:sz w:val="22"/>
+          <w:szCs w:val="22"/>
+        </w:rPr>
+        <w:t xml:space="preserve">5 · SECOND, BIGGER PROBLEM</w:t>
+      </w:r>
+    </w:p>
+    <w:p>
+      <w:pPr>
+        <w:spacing w:after="40"/>
+        <w:ind w:left="240"/>
+      </w:pPr>
+      <w:r>
+        <w:rPr>
+          <w:sz w:val="22"/>
+          <w:szCs w:val="22"/>
+        </w:rPr>
+        <w:t xml:space="preserve">The bigger problem: you don't actually know how many sets each muscle gets. Bench, dips and push-ups all hit chest.</w:t>
+      </w:r>
+    </w:p>
+    <w:p>
+      <w:pPr>
+        <w:pBdr>
+          <w:bottom w:val="single" w:color="FFE11A" w:sz="6" w:space="1"/>
+        </w:pBdr>
+        <w:spacing w:after="40" w:before="110"/>
+      </w:pPr>
+      <w:r>
+        <w:rPr>
+          <w:b/>
+          <w:bCs/>
+          <w:color w:val="6B6B6B"/>
+          <w:sz w:val="20"/>
+          <w:szCs w:val="20"/>
+        </w:rPr>
+        <w:t xml:space="preserve">40–55s  </w:t>
+      </w:r>
+      <w:r>
+        <w:rPr>
+          <w:b/>
+          <w:bCs/>
+          <w:sz w:val="22"/>
+          <w:szCs w:val="22"/>
+        </w:rPr>
+        <w:t xml:space="preserve">6 · SOLUTION (close every loop)</w:t>
+      </w:r>
+    </w:p>
+    <w:p>
+      <w:pPr>
+        <w:spacing w:after="40"/>
+        <w:ind w:left="240"/>
+      </w:pPr>
+      <w:r>
+        <w:rPr>
+          <w:sz w:val="22"/>
+          <w:szCs w:val="22"/>
+        </w:rPr>
+        <w:t xml:space="preserve">So: write down your week. Count hard sets per muscle, across every exercise that trains it.</w:t>
+      </w:r>
+    </w:p>
+    <w:p>
+      <w:pPr>
+        <w:spacing w:after="40"/>
+        <w:ind w:left="240"/>
+      </w:pPr>
+      <w:r>
+        <w:rPr>
+          <w:sz w:val="22"/>
+          <w:szCs w:val="22"/>
+        </w:rPr>
+        <w:t xml:space="preserve">Start at 6 to 10. Take sets close to failure. Add a couple only when progress stalls.</w:t>
+      </w:r>
+    </w:p>
+    <w:p>
+      <w:pPr>
+        <w:spacing w:after="40"/>
+        <w:ind w:left="240"/>
+      </w:pPr>
+      <w:r>
+        <w:rPr>
+          <w:sz w:val="22"/>
+          <w:szCs w:val="22"/>
+        </w:rPr>
+        <w:t xml:space="preserve">Comment SETS and I'll send you my weekly-sets planner.</w:t>
+      </w:r>
+    </w:p>
+    <w:p>
+      <w:pPr>
+        <w:pBdr>
+          <w:bottom w:val="single" w:color="FFE11A" w:sz="6" w:space="1"/>
+        </w:pBdr>
+        <w:spacing w:after="40" w:before="110"/>
+      </w:pPr>
+      <w:r>
+        <w:rPr>
+          <w:b/>
+          <w:bCs/>
+          <w:color w:val="6B6B6B"/>
+          <w:sz w:val="20"/>
+          <w:szCs w:val="20"/>
+        </w:rPr>
+        <w:t xml:space="preserve">55–72s  </w:t>
+      </w:r>
+      <w:r>
+        <w:rPr>
+          <w:b/>
+          <w:bCs/>
+          <w:sz w:val="22"/>
+          <w:szCs w:val="22"/>
+        </w:rPr>
+        <w:t xml:space="preserve">7 · EMOTIONAL CTA (end on hope)</w:t>
       </w:r>
       <w:r>
         <w:rPr>
@@ -3880,28 +4061,28 @@
     </w:p>
     <w:p>
       <w:pPr>
-        <w:spacing w:after="80"/>
-        <w:ind w:left="240"/>
-      </w:pPr>
-      <w:r>
-        <w:rPr>
-          <w:sz w:val="24"/>
-          <w:szCs w:val="24"/>
-        </w:rPr>
-        <w:t xml:space="preserve">Episode 3 next Wednesday: should every set go to failure? Follow so you don't miss it.</w:t>
-      </w:r>
-    </w:p>
-    <w:p>
-      <w:pPr>
-        <w:spacing w:after="80"/>
-        <w:ind w:left="240"/>
-      </w:pPr>
-      <w:r>
-        <w:rPr>
-          <w:sz w:val="24"/>
-          <w:szCs w:val="24"/>
-        </w:rPr>
-        <w:t xml:space="preserve">Share this with the gym buddy who trains chest six days a week. His shoulders will thank you.</w:t>
+        <w:spacing w:after="40"/>
+        <w:ind w:left="240"/>
+      </w:pPr>
+      <w:r>
+        <w:rPr>
+          <w:sz w:val="22"/>
+          <w:szCs w:val="22"/>
+        </w:rPr>
+        <w:t xml:space="preserve">You don't need more pain to grow. You need a plan. Episode 3 next Wednesday.</w:t>
+      </w:r>
+    </w:p>
+    <w:p>
+      <w:pPr>
+        <w:spacing w:after="40"/>
+        <w:ind w:left="240"/>
+      </w:pPr>
+      <w:r>
+        <w:rPr>
+          <w:sz w:val="22"/>
+          <w:szCs w:val="22"/>
+        </w:rPr>
+        <w:t xml:space="preserve">Send this to the gym buddy who's been grinding for months with nothing to show for it.</w:t>
       </w:r>
     </w:p>
     <w:p>
@@ -4115,7 +4296,7 @@
                 <w:sz w:val="20"/>
                 <w:szCs w:val="20"/>
               </w:rPr>
-              <w:t xml:space="preserve">~53 s spoken in English (129 words). Keep the Tamil delivery under 90 s.</w:t>
+              <w:t xml:space="preserve">~69 s spoken in English (171 words). Keep the Tamil delivery under 90 s.</w:t>
             </w:r>
           </w:p>
         </w:tc>
@@ -4181,7 +4362,7 @@
               </w:rPr>
               <w:t xml:space="preserve">  </w:t>
             </w:r>
-            <w:hyperlink w:history="1" r:id="rIdqrnwisut-eoleultqrzcu">
+            <w:hyperlink w:history="1" r:id="rIdmyqesbfq3l1pvalpczqry">
               <w:r>
                 <w:rPr>
                   <w:rStyle w:val="Hyperlink"/>
@@ -4199,7 +4380,7 @@
               </w:rPr>
               <w:t xml:space="preserve">   Also: </w:t>
             </w:r>
-            <w:hyperlink w:history="1" r:id="rIdbzsqjorckkebldnrnzvk0">
+            <w:hyperlink w:history="1" r:id="rId-naintthagmi6f8t34dj4">
               <w:r>
                 <w:rPr>
                   <w:rStyle w:val="Hyperlink"/>
@@ -4273,7 +4454,7 @@
                 <w:sz w:val="20"/>
                 <w:szCs w:val="20"/>
               </w:rPr>
-              <w:t xml:space="preserve">Rep-range cheat sheet: 3–6 for strength, 6–12 for most lifts, 12–30 for isolation and joint-friendly work, all taken close to failure.</w:t>
+              <w:t xml:space="preserve">Rep-range cheat sheet: 3–6 strength, 6–12 most lifts, 12–30 isolation and joint-friendly work, all close to failure.</w:t>
             </w:r>
           </w:p>
         </w:tc>
@@ -4284,7 +4465,7 @@
         <w:pBdr>
           <w:bottom w:val="single" w:color="FFE11A" w:sz="6" w:space="1"/>
         </w:pBdr>
-        <w:spacing w:after="80" w:before="200"/>
+        <w:spacing w:after="40" w:before="110"/>
       </w:pPr>
       <w:r>
         <w:rPr>
@@ -4294,16 +4475,16 @@
           <w:sz w:val="20"/>
           <w:szCs w:val="20"/>
         </w:rPr>
-        <w:t xml:space="preserve">0–5s  </w:t>
-      </w:r>
-      <w:r>
-        <w:rPr>
-          <w:b/>
-          <w:bCs/>
-          <w:sz w:val="22"/>
-          <w:szCs w:val="22"/>
-        </w:rPr>
-        <w:t xml:space="preserve">HOOK STACK</w:t>
+        <w:t xml:space="preserve">0–3s  </w:t>
+      </w:r>
+      <w:r>
+        <w:rPr>
+          <w:b/>
+          <w:bCs/>
+          <w:sz w:val="22"/>
+          <w:szCs w:val="22"/>
+        </w:rPr>
+        <w:t xml:space="preserve">1 · HOOK: CURIOSITY</w:t>
       </w:r>
       <w:r>
         <w:rPr>
@@ -4318,7 +4499,7 @@
     </w:p>
     <w:p>
       <w:pPr>
-        <w:spacing w:after="80"/>
+        <w:spacing w:after="40"/>
         <w:ind w:left="240"/>
       </w:pPr>
       <w:r>
@@ -4326,49 +4507,36 @@
           <w:i/>
           <w:iCs/>
           <w:color w:val="6B6B6B"/>
-          <w:sz w:val="19"/>
-          <w:szCs w:val="19"/>
-        </w:rPr>
-        <w:t xml:space="preserve">[Rising SFX.]</w:t>
-      </w:r>
-    </w:p>
-    <w:p>
-      <w:pPr>
-        <w:spacing w:after="80"/>
-        <w:ind w:left="240"/>
-      </w:pPr>
-      <w:r>
-        <w:rPr>
-          <w:sz w:val="24"/>
-          <w:szCs w:val="24"/>
+          <w:sz w:val="18"/>
+          <w:szCs w:val="18"/>
+        </w:rPr>
+        <w:t xml:space="preserve">[Rising SFX starts under the first word.]</w:t>
+      </w:r>
+    </w:p>
+    <w:p>
+      <w:pPr>
+        <w:spacing w:after="40"/>
+        <w:ind w:left="240"/>
+      </w:pPr>
+      <w:r>
+        <w:rPr>
+          <w:sz w:val="22"/>
+          <w:szCs w:val="22"/>
         </w:rPr>
         <w:t xml:space="preserve">Five reps for size.</w:t>
       </w:r>
     </w:p>
     <w:p>
       <w:pPr>
-        <w:spacing w:after="80"/>
-        <w:ind w:left="240"/>
-      </w:pPr>
-      <w:r>
-        <w:rPr>
-          <w:sz w:val="24"/>
-          <w:szCs w:val="24"/>
+        <w:spacing w:after="40"/>
+        <w:ind w:left="240"/>
+      </w:pPr>
+      <w:r>
+        <w:rPr>
+          <w:sz w:val="22"/>
+          <w:szCs w:val="22"/>
         </w:rPr>
         <w:t xml:space="preserve">Fifteen reps for 'toning'.</w:t>
-      </w:r>
-    </w:p>
-    <w:p>
-      <w:pPr>
-        <w:spacing w:after="80"/>
-        <w:ind w:left="240"/>
-      </w:pPr>
-      <w:r>
-        <w:rPr>
-          <w:sz w:val="24"/>
-          <w:szCs w:val="24"/>
-        </w:rPr>
-        <w:t xml:space="preserve">Both wrong, and the research proves it.</w:t>
       </w:r>
     </w:p>
     <w:p>
@@ -4376,7 +4544,7 @@
         <w:pBdr>
           <w:bottom w:val="single" w:color="FFE11A" w:sz="6" w:space="1"/>
         </w:pBdr>
-        <w:spacing w:after="80" w:before="200"/>
+        <w:spacing w:after="40" w:before="110"/>
       </w:pPr>
       <w:r>
         <w:rPr>
@@ -4386,16 +4554,16 @@
           <w:sz w:val="20"/>
           <w:szCs w:val="20"/>
         </w:rPr>
-        <w:t xml:space="preserve">5–7s  </w:t>
-      </w:r>
-      <w:r>
-        <w:rPr>
-          <w:b/>
-          <w:bCs/>
-          <w:sz w:val="22"/>
-          <w:szCs w:val="22"/>
-        </w:rPr>
-        <w:t xml:space="preserve">MEME</w:t>
+        <w:t xml:space="preserve">3–6s  </w:t>
+      </w:r>
+      <w:r>
+        <w:rPr>
+          <w:b/>
+          <w:bCs/>
+          <w:sz w:val="22"/>
+          <w:szCs w:val="22"/>
+        </w:rPr>
+        <w:t xml:space="preserve">1 · HOOK: PATTERN INTERRUPT</w:t>
       </w:r>
       <w:r>
         <w:rPr>
@@ -4410,7 +4578,20 @@
     </w:p>
     <w:p>
       <w:pPr>
-        <w:spacing w:after="80"/>
+        <w:spacing w:after="40"/>
+        <w:ind w:left="240"/>
+      </w:pPr>
+      <w:r>
+        <w:rPr>
+          <w:sz w:val="22"/>
+          <w:szCs w:val="22"/>
+        </w:rPr>
+        <w:t xml:space="preserve">Both wrong. Light weights can build as much muscle as heavy ones.</w:t>
+      </w:r>
+    </w:p>
+    <w:p>
+      <w:pPr>
+        <w:spacing w:after="40"/>
         <w:ind w:left="240"/>
       </w:pPr>
       <w:r>
@@ -4418,10 +4599,10 @@
           <w:i/>
           <w:iCs/>
           <w:color w:val="6B6B6B"/>
-          <w:sz w:val="19"/>
-          <w:szCs w:val="19"/>
-        </w:rPr>
-        <w:t xml:space="preserve">[MEME: confused-face reaction scene.]</w:t>
+          <w:sz w:val="18"/>
+          <w:szCs w:val="18"/>
+        </w:rPr>
+        <w:t xml:space="preserve">[MEME lands on the turn: a confused-face reaction]</w:t>
       </w:r>
     </w:p>
     <w:p>
@@ -4429,7 +4610,7 @@
         <w:pBdr>
           <w:bottom w:val="single" w:color="FFE11A" w:sz="6" w:space="1"/>
         </w:pBdr>
-        <w:spacing w:after="80" w:before="200"/>
+        <w:spacing w:after="40" w:before="110"/>
       </w:pPr>
       <w:r>
         <w:rPr>
@@ -4439,16 +4620,16 @@
           <w:sz w:val="20"/>
           <w:szCs w:val="20"/>
         </w:rPr>
-        <w:t xml:space="preserve">7–14s  </w:t>
-      </w:r>
-      <w:r>
-        <w:rPr>
-          <w:b/>
-          <w:bCs/>
-          <w:sz w:val="22"/>
-          <w:szCs w:val="22"/>
-        </w:rPr>
-        <w:t xml:space="preserve">AUTHORITY</w:t>
+        <w:t xml:space="preserve">6–13s  </w:t>
+      </w:r>
+      <w:r>
+        <w:rPr>
+          <w:b/>
+          <w:bCs/>
+          <w:sz w:val="22"/>
+          <w:szCs w:val="22"/>
+        </w:rPr>
+        <w:t xml:space="preserve">2 · VALUE (real info by 13 s)</w:t>
       </w:r>
       <w:r>
         <w:rPr>
@@ -4463,15 +4644,31 @@
     </w:p>
     <w:p>
       <w:pPr>
-        <w:spacing w:after="80"/>
-        <w:ind w:left="240"/>
-      </w:pPr>
-      <w:r>
-        <w:rPr>
-          <w:sz w:val="24"/>
-          <w:szCs w:val="24"/>
-        </w:rPr>
-        <w:t xml:space="preserve">Lifting Science, episode 1. Every Thursday, one study on this board.</w:t>
+        <w:spacing w:after="40"/>
+        <w:ind w:left="240"/>
+      </w:pPr>
+      <w:r>
+        <w:rPr>
+          <w:sz w:val="22"/>
+          <w:szCs w:val="22"/>
+        </w:rPr>
+        <w:t xml:space="preserve">Lifting Science, episode 1. A meta-analysis found heavy and light loads built similar muscle when sets were taken close to failure.</w:t>
+      </w:r>
+    </w:p>
+    <w:p>
+      <w:pPr>
+        <w:spacing w:after="40"/>
+        <w:ind w:left="240"/>
+      </w:pPr>
+      <w:r>
+        <w:rPr>
+          <w:i/>
+          <w:iCs/>
+          <w:color w:val="6B6B6B"/>
+          <w:sz w:val="18"/>
+          <w:szCs w:val="18"/>
+        </w:rPr>
+        <w:t xml:space="preserve">[ON-SCREEN: Schoenfeld et al., J Strength Cond Res 2017]</w:t>
       </w:r>
     </w:p>
     <w:p>
@@ -4479,7 +4676,7 @@
         <w:pBdr>
           <w:bottom w:val="single" w:color="FFE11A" w:sz="6" w:space="1"/>
         </w:pBdr>
-        <w:spacing w:after="80" w:before="200"/>
+        <w:spacing w:after="40" w:before="110"/>
       </w:pPr>
       <w:r>
         <w:rPr>
@@ -4489,100 +4686,29 @@
           <w:sz w:val="20"/>
           <w:szCs w:val="20"/>
         </w:rPr>
-        <w:t xml:space="preserve">14–55s  </w:t>
-      </w:r>
-      <w:r>
-        <w:rPr>
-          <w:b/>
-          <w:bCs/>
-          <w:sz w:val="22"/>
-          <w:szCs w:val="22"/>
-        </w:rPr>
-        <w:t xml:space="preserve">THE BOARD</w:t>
-      </w:r>
-    </w:p>
-    <w:p>
-      <w:pPr>
-        <w:spacing w:after="80"/>
-        <w:ind w:left="240"/>
-      </w:pPr>
-      <w:r>
-        <w:rPr>
-          <w:sz w:val="24"/>
-          <w:szCs w:val="24"/>
-        </w:rPr>
-        <w:t xml:space="preserve">Here's what the research shows: when sets are taken close to failure, heavy loads and light loads build similar muscle.</w:t>
-      </w:r>
-    </w:p>
-    <w:p>
-      <w:pPr>
-        <w:spacing w:after="80"/>
-        <w:ind w:left="240"/>
-      </w:pPr>
-      <w:r>
-        <w:rPr>
-          <w:i/>
-          <w:iCs/>
-          <w:color w:val="6B6B6B"/>
-          <w:sz w:val="19"/>
-          <w:szCs w:val="19"/>
-        </w:rPr>
-        <w:t xml:space="preserve">[ON-SCREEN: Schoenfeld et al., J Strength Cond Res 2017 (meta-analysis)]</w:t>
-      </w:r>
-    </w:p>
-    <w:p>
-      <w:pPr>
-        <w:spacing w:after="80"/>
-        <w:ind w:left="240"/>
-      </w:pPr>
-      <w:r>
-        <w:rPr>
-          <w:sz w:val="24"/>
-          <w:szCs w:val="24"/>
-        </w:rPr>
-        <w:t xml:space="preserve">So rep range doesn't matter at all? Not quite.</w:t>
-      </w:r>
-    </w:p>
-    <w:p>
-      <w:pPr>
-        <w:spacing w:after="80"/>
-        <w:ind w:left="240"/>
-      </w:pPr>
-      <w:r>
-        <w:rPr>
-          <w:sz w:val="24"/>
-          <w:szCs w:val="24"/>
-        </w:rPr>
-        <w:t xml:space="preserve">Heavy loads win for strength. Light loads work for muscle, but they burn more and take longer.</w:t>
-      </w:r>
-    </w:p>
-    <w:p>
-      <w:pPr>
-        <w:spacing w:after="80"/>
-        <w:ind w:left="240"/>
-      </w:pPr>
-      <w:r>
-        <w:rPr>
-          <w:sz w:val="24"/>
-          <w:szCs w:val="24"/>
-        </w:rPr>
-        <w:t xml:space="preserve">And 'toning' isn't a rep range. It's building muscle and losing fat.</w:t>
-      </w:r>
-    </w:p>
-    <w:p>
-      <w:pPr>
-        <w:spacing w:after="80"/>
-        <w:ind w:left="240"/>
-      </w:pPr>
-      <w:r>
-        <w:rPr>
-          <w:i/>
-          <w:iCs/>
-          <w:color w:val="6B6B6B"/>
-          <w:sz w:val="19"/>
-          <w:szCs w:val="19"/>
-        </w:rPr>
-        <w:t xml:space="preserve">[Board: 3–6 strength · 6–12 most lifts · 12–30 isolation. Label it 'my practical split'.]</w:t>
+        <w:t xml:space="preserve">13–22s  </w:t>
+      </w:r>
+      <w:r>
+        <w:rPr>
+          <w:b/>
+          <w:bCs/>
+          <w:sz w:val="22"/>
+          <w:szCs w:val="22"/>
+        </w:rPr>
+        <w:t xml:space="preserve">3 · FIRST PROBLEM</w:t>
+      </w:r>
+    </w:p>
+    <w:p>
+      <w:pPr>
+        <w:spacing w:after="40"/>
+        <w:ind w:left="240"/>
+      </w:pPr>
+      <w:r>
+        <w:rPr>
+          <w:sz w:val="22"/>
+          <w:szCs w:val="22"/>
+        </w:rPr>
+        <w:t xml:space="preserve">Problem: close to failure with a light weight is brutal. Twenty-five reps that burn like fire. Most of us stop at fifteen and call it done.</w:t>
       </w:r>
     </w:p>
     <w:p>
@@ -4590,7 +4716,7 @@
         <w:pBdr>
           <w:bottom w:val="single" w:color="FFE11A" w:sz="6" w:space="1"/>
         </w:pBdr>
-        <w:spacing w:after="80" w:before="200"/>
+        <w:spacing w:after="40" w:before="110"/>
       </w:pPr>
       <w:r>
         <w:rPr>
@@ -4600,29 +4726,29 @@
           <w:sz w:val="20"/>
           <w:szCs w:val="20"/>
         </w:rPr>
-        <w:t xml:space="preserve">55–62s  </w:t>
-      </w:r>
-      <w:r>
-        <w:rPr>
-          <w:b/>
-          <w:bCs/>
-          <w:sz w:val="22"/>
-          <w:szCs w:val="22"/>
-        </w:rPr>
-        <w:t xml:space="preserve">SAVE + LINK</w:t>
-      </w:r>
-    </w:p>
-    <w:p>
-      <w:pPr>
-        <w:spacing w:after="80"/>
-        <w:ind w:left="240"/>
-      </w:pPr>
-      <w:r>
-        <w:rPr>
-          <w:sz w:val="24"/>
-          <w:szCs w:val="24"/>
-        </w:rPr>
-        <w:t xml:space="preserve">Save this. Comment REPS and I'll send you the one-page cheat sheet.</w:t>
+        <w:t xml:space="preserve">22–30s  </w:t>
+      </w:r>
+      <w:r>
+        <w:rPr>
+          <w:b/>
+          <w:bCs/>
+          <w:sz w:val="22"/>
+          <w:szCs w:val="22"/>
+        </w:rPr>
+        <w:t xml:space="preserve">4 · FALSE RELIEF (half the fix)</w:t>
+      </w:r>
+    </w:p>
+    <w:p>
+      <w:pPr>
+        <w:spacing w:after="40"/>
+        <w:ind w:left="240"/>
+      </w:pPr>
+      <w:r>
+        <w:rPr>
+          <w:sz w:val="22"/>
+          <w:szCs w:val="22"/>
+        </w:rPr>
+        <w:t xml:space="preserve">So just go heavy? For strength, yes. Heavy loads won on strength.</w:t>
       </w:r>
     </w:p>
     <w:p>
@@ -4630,7 +4756,7 @@
         <w:pBdr>
           <w:bottom w:val="single" w:color="FFE11A" w:sz="6" w:space="1"/>
         </w:pBdr>
-        <w:spacing w:after="80" w:before="200"/>
+        <w:spacing w:after="40" w:before="110"/>
       </w:pPr>
       <w:r>
         <w:rPr>
@@ -4640,16 +4766,125 @@
           <w:sz w:val="20"/>
           <w:szCs w:val="20"/>
         </w:rPr>
-        <w:t xml:space="preserve">62–78s  </w:t>
-      </w:r>
-      <w:r>
-        <w:rPr>
-          <w:b/>
-          <w:bCs/>
-          <w:sz w:val="22"/>
-          <w:szCs w:val="22"/>
-        </w:rPr>
-        <w:t xml:space="preserve">CLOSE + SHARE</w:t>
+        <w:t xml:space="preserve">30–40s  </w:t>
+      </w:r>
+      <w:r>
+        <w:rPr>
+          <w:b/>
+          <w:bCs/>
+          <w:sz w:val="22"/>
+          <w:szCs w:val="22"/>
+        </w:rPr>
+        <w:t xml:space="preserve">5 · SECOND, BIGGER PROBLEM</w:t>
+      </w:r>
+    </w:p>
+    <w:p>
+      <w:pPr>
+        <w:spacing w:after="40"/>
+        <w:ind w:left="240"/>
+      </w:pPr>
+      <w:r>
+        <w:rPr>
+          <w:sz w:val="22"/>
+          <w:szCs w:val="22"/>
+        </w:rPr>
+        <w:t xml:space="preserve">The bigger problem: heavy on everything is hard to recover from, and harder to do with clean form.</w:t>
+      </w:r>
+    </w:p>
+    <w:p>
+      <w:pPr>
+        <w:pBdr>
+          <w:bottom w:val="single" w:color="FFE11A" w:sz="6" w:space="1"/>
+        </w:pBdr>
+        <w:spacing w:after="40" w:before="110"/>
+      </w:pPr>
+      <w:r>
+        <w:rPr>
+          <w:b/>
+          <w:bCs/>
+          <w:color w:val="6B6B6B"/>
+          <w:sz w:val="20"/>
+          <w:szCs w:val="20"/>
+        </w:rPr>
+        <w:t xml:space="preserve">40–55s  </w:t>
+      </w:r>
+      <w:r>
+        <w:rPr>
+          <w:b/>
+          <w:bCs/>
+          <w:sz w:val="22"/>
+          <w:szCs w:val="22"/>
+        </w:rPr>
+        <w:t xml:space="preserve">6 · SOLUTION (close every loop)</w:t>
+      </w:r>
+    </w:p>
+    <w:p>
+      <w:pPr>
+        <w:spacing w:after="40"/>
+        <w:ind w:left="240"/>
+      </w:pPr>
+      <w:r>
+        <w:rPr>
+          <w:i/>
+          <w:iCs/>
+          <w:color w:val="6B6B6B"/>
+          <w:sz w:val="18"/>
+          <w:szCs w:val="18"/>
+        </w:rPr>
+        <w:t xml:space="preserve">[Board: 3–6 strength · 6–12 most lifts · 12–30 isolation (label: my practical split)]</w:t>
+      </w:r>
+    </w:p>
+    <w:p>
+      <w:pPr>
+        <w:spacing w:after="40"/>
+        <w:ind w:left="240"/>
+      </w:pPr>
+      <w:r>
+        <w:rPr>
+          <w:sz w:val="22"/>
+          <w:szCs w:val="22"/>
+        </w:rPr>
+        <w:t xml:space="preserve">So mix it. Three to six reps for your strength lifts. Six to twelve for most exercises. Twelve to thirty for isolation and joint-friendly work. All of it close to failure.</w:t>
+      </w:r>
+    </w:p>
+    <w:p>
+      <w:pPr>
+        <w:spacing w:after="40"/>
+        <w:ind w:left="240"/>
+      </w:pPr>
+      <w:r>
+        <w:rPr>
+          <w:sz w:val="22"/>
+          <w:szCs w:val="22"/>
+        </w:rPr>
+        <w:t xml:space="preserve">Comment REPS and I'll send you the cheat sheet.</w:t>
+      </w:r>
+    </w:p>
+    <w:p>
+      <w:pPr>
+        <w:pBdr>
+          <w:bottom w:val="single" w:color="FFE11A" w:sz="6" w:space="1"/>
+        </w:pBdr>
+        <w:spacing w:after="40" w:before="110"/>
+      </w:pPr>
+      <w:r>
+        <w:rPr>
+          <w:b/>
+          <w:bCs/>
+          <w:color w:val="6B6B6B"/>
+          <w:sz w:val="20"/>
+          <w:szCs w:val="20"/>
+        </w:rPr>
+        <w:t xml:space="preserve">55–72s  </w:t>
+      </w:r>
+      <w:r>
+        <w:rPr>
+          <w:b/>
+          <w:bCs/>
+          <w:sz w:val="22"/>
+          <w:szCs w:val="22"/>
+        </w:rPr>
+        <w:t xml:space="preserve">7 · EMOTIONAL CTA (end on hope)</w:t>
       </w:r>
       <w:r>
         <w:rPr>
@@ -4664,28 +4899,28 @@
     </w:p>
     <w:p>
       <w:pPr>
-        <w:spacing w:after="80"/>
-        <w:ind w:left="240"/>
-      </w:pPr>
-      <w:r>
-        <w:rPr>
-          <w:sz w:val="24"/>
-          <w:szCs w:val="24"/>
-        </w:rPr>
-        <w:t xml:space="preserve">Next Thursday, episode 2: add weight or add reps? Follow for the series.</w:t>
-      </w:r>
-    </w:p>
-    <w:p>
-      <w:pPr>
-        <w:spacing w:after="80"/>
-        <w:ind w:left="240"/>
-      </w:pPr>
-      <w:r>
-        <w:rPr>
-          <w:sz w:val="24"/>
-          <w:szCs w:val="24"/>
-        </w:rPr>
-        <w:t xml:space="preserve">Share this with the friend who's scared heavy weights will make her bulky. Or who thinks light weights don't work.</w:t>
+        <w:spacing w:after="40"/>
+        <w:ind w:left="240"/>
+      </w:pPr>
+      <w:r>
+        <w:rPr>
+          <w:sz w:val="22"/>
+          <w:szCs w:val="22"/>
+        </w:rPr>
+        <w:t xml:space="preserve">The best rep range is the one you'll push hard and repeat. Episode 2 next Thursday.</w:t>
+      </w:r>
+    </w:p>
+    <w:p>
+      <w:pPr>
+        <w:spacing w:after="40"/>
+        <w:ind w:left="240"/>
+      </w:pPr>
+      <w:r>
+        <w:rPr>
+          <w:sz w:val="22"/>
+          <w:szCs w:val="22"/>
+        </w:rPr>
+        <w:t xml:space="preserve">Send this to the friend who's scared lifting will make her bulky. She was told the wrong thing.</w:t>
       </w:r>
     </w:p>
     <w:p>
@@ -4899,7 +5134,7 @@
                 <w:sz w:val="20"/>
                 <w:szCs w:val="20"/>
               </w:rPr>
-              <w:t xml:space="preserve">~65 s spoken in English (162 words). Keep the Tamil delivery under 90 s.</w:t>
+              <w:t xml:space="preserve">~61 s spoken in English (152 words). Keep the Tamil delivery under 90 s.</w:t>
             </w:r>
           </w:p>
         </w:tc>
@@ -4965,7 +5200,7 @@
               </w:rPr>
               <w:t xml:space="preserve">  </w:t>
             </w:r>
-            <w:hyperlink w:history="1" r:id="rId2l8sckemicfzklfddgjwq">
+            <w:hyperlink w:history="1" r:id="rIdw7fogldm58aa9bmzsxf2k">
               <w:r>
                 <w:rPr>
                   <w:rStyle w:val="Hyperlink"/>
@@ -4984,7 +5219,7 @@
         <w:pBdr>
           <w:bottom w:val="single" w:color="FFE11A" w:sz="6" w:space="1"/>
         </w:pBdr>
-        <w:spacing w:after="80" w:before="200"/>
+        <w:spacing w:after="40" w:before="110"/>
       </w:pPr>
       <w:r>
         <w:rPr>
@@ -4994,16 +5229,16 @@
           <w:sz w:val="20"/>
           <w:szCs w:val="20"/>
         </w:rPr>
-        <w:t xml:space="preserve">0–5s  </w:t>
-      </w:r>
-      <w:r>
-        <w:rPr>
-          <w:b/>
-          <w:bCs/>
-          <w:sz w:val="22"/>
-          <w:szCs w:val="22"/>
-        </w:rPr>
-        <w:t xml:space="preserve">HOOK STACK</w:t>
+        <w:t xml:space="preserve">0–3s  </w:t>
+      </w:r>
+      <w:r>
+        <w:rPr>
+          <w:b/>
+          <w:bCs/>
+          <w:sz w:val="22"/>
+          <w:szCs w:val="22"/>
+        </w:rPr>
+        <w:t xml:space="preserve">1 · HOOK: CURIOSITY</w:t>
       </w:r>
       <w:r>
         <w:rPr>
@@ -5018,7 +5253,7 @@
     </w:p>
     <w:p>
       <w:pPr>
-        <w:spacing w:after="80"/>
+        <w:spacing w:after="40"/>
         <w:ind w:left="240"/>
       </w:pPr>
       <w:r>
@@ -5026,49 +5261,36 @@
           <w:i/>
           <w:iCs/>
           <w:color w:val="6B6B6B"/>
-          <w:sz w:val="19"/>
-          <w:szCs w:val="19"/>
-        </w:rPr>
-        <w:t xml:space="preserve">[Rising SFX. Quick cuts of sweets (B-roll or your own shots).]</w:t>
-      </w:r>
-    </w:p>
-    <w:p>
-      <w:pPr>
-        <w:spacing w:after="80"/>
-        <w:ind w:left="240"/>
-      </w:pPr>
-      <w:r>
-        <w:rPr>
-          <w:sz w:val="24"/>
-          <w:szCs w:val="24"/>
+          <w:sz w:val="18"/>
+          <w:szCs w:val="18"/>
+        </w:rPr>
+        <w:t xml:space="preserve">[Rising SFX starts under the first word.]</w:t>
+      </w:r>
+    </w:p>
+    <w:p>
+      <w:pPr>
+        <w:spacing w:after="40"/>
+        <w:ind w:left="240"/>
+      </w:pPr>
+      <w:r>
+        <w:rPr>
+          <w:sz w:val="22"/>
+          <w:szCs w:val="22"/>
         </w:rPr>
         <w:t xml:space="preserve">Mysore pak. Adhirasam. Gulab jamun.</w:t>
       </w:r>
     </w:p>
     <w:p>
       <w:pPr>
-        <w:spacing w:after="80"/>
-        <w:ind w:left="240"/>
-      </w:pPr>
-      <w:r>
-        <w:rPr>
-          <w:sz w:val="24"/>
-          <w:szCs w:val="24"/>
-        </w:rPr>
-        <w:t xml:space="preserve">And your diet starts… after Diwali?</w:t>
-      </w:r>
-    </w:p>
-    <w:p>
-      <w:pPr>
-        <w:spacing w:after="80"/>
-        <w:ind w:left="240"/>
-      </w:pPr>
-      <w:r>
-        <w:rPr>
-          <w:sz w:val="24"/>
-          <w:szCs w:val="24"/>
-        </w:rPr>
-        <w:t xml:space="preserve">That's the mistake. Here's why.</w:t>
+        <w:spacing w:after="40"/>
+        <w:ind w:left="240"/>
+      </w:pPr>
+      <w:r>
+        <w:rPr>
+          <w:sz w:val="22"/>
+          <w:szCs w:val="22"/>
+        </w:rPr>
+        <w:t xml:space="preserve">And a diet that starts 'after Diwali'.</w:t>
       </w:r>
     </w:p>
     <w:p>
@@ -5076,7 +5298,7 @@
         <w:pBdr>
           <w:bottom w:val="single" w:color="FFE11A" w:sz="6" w:space="1"/>
         </w:pBdr>
-        <w:spacing w:after="80" w:before="200"/>
+        <w:spacing w:after="40" w:before="110"/>
       </w:pPr>
       <w:r>
         <w:rPr>
@@ -5086,16 +5308,16 @@
           <w:sz w:val="20"/>
           <w:szCs w:val="20"/>
         </w:rPr>
-        <w:t xml:space="preserve">5–7s  </w:t>
-      </w:r>
-      <w:r>
-        <w:rPr>
-          <w:b/>
-          <w:bCs/>
-          <w:sz w:val="22"/>
-          <w:szCs w:val="22"/>
-        </w:rPr>
-        <w:t xml:space="preserve">MEME</w:t>
+        <w:t xml:space="preserve">3–6s  </w:t>
+      </w:r>
+      <w:r>
+        <w:rPr>
+          <w:b/>
+          <w:bCs/>
+          <w:sz w:val="22"/>
+          <w:szCs w:val="22"/>
+        </w:rPr>
+        <w:t xml:space="preserve">1 · HOOK: PATTERN INTERRUPT</w:t>
       </w:r>
       <w:r>
         <w:rPr>
@@ -5110,7 +5332,20 @@
     </w:p>
     <w:p>
       <w:pPr>
-        <w:spacing w:after="80"/>
+        <w:spacing w:after="40"/>
+        <w:ind w:left="240"/>
+      </w:pPr>
+      <w:r>
+        <w:rPr>
+          <w:sz w:val="22"/>
+          <w:szCs w:val="22"/>
+        </w:rPr>
+        <w:t xml:space="preserve">Here's the twist: Diwali isn't what makes you gain.</w:t>
+      </w:r>
+    </w:p>
+    <w:p>
+      <w:pPr>
+        <w:spacing w:after="40"/>
         <w:ind w:left="240"/>
       </w:pPr>
       <w:r>
@@ -5118,10 +5353,10 @@
           <w:i/>
           <w:iCs/>
           <w:color w:val="6B6B6B"/>
-          <w:sz w:val="19"/>
-          <w:szCs w:val="19"/>
-        </w:rPr>
-        <w:t xml:space="preserve">[MEME: relative forcing sweets on someone at a function.]</w:t>
+          <w:sz w:val="18"/>
+          <w:szCs w:val="18"/>
+        </w:rPr>
+        <w:t xml:space="preserve">[MEME lands on the turn: a relative forcing sweets on someone at a function]</w:t>
       </w:r>
     </w:p>
     <w:p>
@@ -5129,7 +5364,7 @@
         <w:pBdr>
           <w:bottom w:val="single" w:color="FFE11A" w:sz="6" w:space="1"/>
         </w:pBdr>
-        <w:spacing w:after="80" w:before="200"/>
+        <w:spacing w:after="40" w:before="110"/>
       </w:pPr>
       <w:r>
         <w:rPr>
@@ -5139,16 +5374,16 @@
           <w:sz w:val="20"/>
           <w:szCs w:val="20"/>
         </w:rPr>
-        <w:t xml:space="preserve">7–12s  </w:t>
-      </w:r>
-      <w:r>
-        <w:rPr>
-          <w:b/>
-          <w:bCs/>
-          <w:sz w:val="22"/>
-          <w:szCs w:val="22"/>
-        </w:rPr>
-        <w:t xml:space="preserve">AUTHORITY</w:t>
+        <w:t xml:space="preserve">6–13s  </w:t>
+      </w:r>
+      <w:r>
+        <w:rPr>
+          <w:b/>
+          <w:bCs/>
+          <w:sz w:val="22"/>
+          <w:szCs w:val="22"/>
+        </w:rPr>
+        <w:t xml:space="preserve">2 · VALUE (real info by 13 s)</w:t>
       </w:r>
       <w:r>
         <w:rPr>
@@ -5163,15 +5398,44 @@
     </w:p>
     <w:p>
       <w:pPr>
-        <w:spacing w:after="80"/>
-        <w:ind w:left="240"/>
-      </w:pPr>
-      <w:r>
-        <w:rPr>
-          <w:sz w:val="24"/>
-          <w:szCs w:val="24"/>
-        </w:rPr>
-        <w:t xml:space="preserve">I track my calories, and I still plan for treats. Here's how.</w:t>
+        <w:spacing w:after="40"/>
+        <w:ind w:left="240"/>
+      </w:pPr>
+      <w:r>
+        <w:rPr>
+          <w:sz w:val="22"/>
+          <w:szCs w:val="22"/>
+        </w:rPr>
+        <w:t xml:space="preserve">A holiday study found people gained only about a third of a kilo across the whole festive season.</w:t>
+      </w:r>
+    </w:p>
+    <w:p>
+      <w:pPr>
+        <w:spacing w:after="40"/>
+        <w:ind w:left="240"/>
+      </w:pPr>
+      <w:r>
+        <w:rPr>
+          <w:i/>
+          <w:iCs/>
+          <w:color w:val="6B6B6B"/>
+          <w:sz w:val="18"/>
+          <w:szCs w:val="18"/>
+        </w:rPr>
+        <w:t xml:space="preserve">[ON-SCREEN: Yanovski et al., NEJM 2000: +0.37 kg]</w:t>
+      </w:r>
+    </w:p>
+    <w:p>
+      <w:pPr>
+        <w:spacing w:after="40"/>
+        <w:ind w:left="240"/>
+      </w:pPr>
+      <w:r>
+        <w:rPr>
+          <w:sz w:val="22"/>
+          <w:szCs w:val="22"/>
+        </w:rPr>
+        <w:t xml:space="preserve">I track my calories, and I still plan for treats.</w:t>
       </w:r>
     </w:p>
     <w:p>
@@ -5179,7 +5443,7 @@
         <w:pBdr>
           <w:bottom w:val="single" w:color="FFE11A" w:sz="6" w:space="1"/>
         </w:pBdr>
-        <w:spacing w:after="80" w:before="200"/>
+        <w:spacing w:after="40" w:before="110"/>
       </w:pPr>
       <w:r>
         <w:rPr>
@@ -5189,110 +5453,29 @@
           <w:sz w:val="20"/>
           <w:szCs w:val="20"/>
         </w:rPr>
-        <w:t xml:space="preserve">12–50s  </w:t>
-      </w:r>
-      <w:r>
-        <w:rPr>
-          <w:b/>
-          <w:bCs/>
-          <w:sz w:val="22"/>
-          <w:szCs w:val="22"/>
-        </w:rPr>
-        <w:t xml:space="preserve">THE PLAN</w:t>
-      </w:r>
-    </w:p>
-    <w:p>
-      <w:pPr>
-        <w:spacing w:after="80"/>
-        <w:ind w:left="240"/>
-      </w:pPr>
-      <w:r>
-        <w:rPr>
-          <w:sz w:val="24"/>
-          <w:szCs w:val="24"/>
-        </w:rPr>
-        <w:t xml:space="preserve">Good news first. A study tracked people across the holiday season. Average gain: only about a third of a kilo.</w:t>
-      </w:r>
-    </w:p>
-    <w:p>
-      <w:pPr>
-        <w:spacing w:after="80"/>
-        <w:ind w:left="240"/>
-      </w:pPr>
-      <w:r>
-        <w:rPr>
-          <w:i/>
-          <w:iCs/>
-          <w:color w:val="6B6B6B"/>
-          <w:sz w:val="19"/>
-          <w:szCs w:val="19"/>
-        </w:rPr>
-        <w:t xml:space="preserve">[ON-SCREEN: Yanovski et al., NEJM 2000: +0.37 kg over the holidays]</w:t>
-      </w:r>
-    </w:p>
-    <w:p>
-      <w:pPr>
-        <w:spacing w:after="80"/>
-        <w:ind w:left="240"/>
-      </w:pPr>
-      <w:r>
-        <w:rPr>
-          <w:sz w:val="24"/>
-          <w:szCs w:val="24"/>
-        </w:rPr>
-        <w:t xml:space="preserve">So it doesn't matter? No. Here's the bad news: most people never lost it afterwards. It stacks up year after year.</w:t>
-      </w:r>
-    </w:p>
-    <w:p>
-      <w:pPr>
-        <w:spacing w:after="80"/>
-        <w:ind w:left="240"/>
-      </w:pPr>
-      <w:r>
-        <w:rPr>
-          <w:sz w:val="24"/>
-          <w:szCs w:val="24"/>
-        </w:rPr>
-        <w:t xml:space="preserve">So, the plan. One: pick your two or three favourite sweets, not every box in the house.</w:t>
-      </w:r>
-    </w:p>
-    <w:p>
-      <w:pPr>
-        <w:spacing w:after="80"/>
-        <w:ind w:left="240"/>
-      </w:pPr>
-      <w:r>
-        <w:rPr>
-          <w:sz w:val="24"/>
-          <w:szCs w:val="24"/>
-        </w:rPr>
-        <w:t xml:space="preserve">Two: protein first at every meal. You'll naturally eat less of the rest.</w:t>
-      </w:r>
-    </w:p>
-    <w:p>
-      <w:pPr>
-        <w:spacing w:after="80"/>
-        <w:ind w:left="240"/>
-      </w:pPr>
-      <w:r>
-        <w:rPr>
-          <w:sz w:val="24"/>
-          <w:szCs w:val="24"/>
-        </w:rPr>
-        <w:t xml:space="preserve">Three: a 10-minute walk after big meals.</w:t>
-      </w:r>
-    </w:p>
-    <w:p>
-      <w:pPr>
-        <w:spacing w:after="80"/>
-        <w:ind w:left="240"/>
-      </w:pPr>
-      <w:r>
-        <w:rPr>
-          <w:sz w:val="24"/>
-          <w:szCs w:val="24"/>
-        </w:rPr>
-        <w:t xml:space="preserve">Four: don't 'start Monday'. Go back to normal eating at the very next meal.</w:t>
+        <w:t xml:space="preserve">13–22s  </w:t>
+      </w:r>
+      <w:r>
+        <w:rPr>
+          <w:b/>
+          <w:bCs/>
+          <w:sz w:val="22"/>
+          <w:szCs w:val="22"/>
+        </w:rPr>
+        <w:t xml:space="preserve">3 · FIRST PROBLEM</w:t>
+      </w:r>
+    </w:p>
+    <w:p>
+      <w:pPr>
+        <w:spacing w:after="40"/>
+        <w:ind w:left="240"/>
+      </w:pPr>
+      <w:r>
+        <w:rPr>
+          <w:sz w:val="22"/>
+          <w:szCs w:val="22"/>
+        </w:rPr>
+        <w:t xml:space="preserve">Problem: most people never lost it afterwards. A little every year quietly adds up.</w:t>
       </w:r>
     </w:p>
     <w:p>
@@ -5300,7 +5483,7 @@
         <w:pBdr>
           <w:bottom w:val="single" w:color="FFE11A" w:sz="6" w:space="1"/>
         </w:pBdr>
-        <w:spacing w:after="80" w:before="200"/>
+        <w:spacing w:after="40" w:before="110"/>
       </w:pPr>
       <w:r>
         <w:rPr>
@@ -5310,16 +5493,149 @@
           <w:sz w:val="20"/>
           <w:szCs w:val="20"/>
         </w:rPr>
-        <w:t xml:space="preserve">50–70s  </w:t>
-      </w:r>
-      <w:r>
-        <w:rPr>
-          <w:b/>
-          <w:bCs/>
-          <w:sz w:val="22"/>
-          <w:szCs w:val="22"/>
-        </w:rPr>
-        <w:t xml:space="preserve">CLOSE + SHARE</w:t>
+        <w:t xml:space="preserve">22–30s  </w:t>
+      </w:r>
+      <w:r>
+        <w:rPr>
+          <w:b/>
+          <w:bCs/>
+          <w:sz w:val="22"/>
+          <w:szCs w:val="22"/>
+        </w:rPr>
+        <w:t xml:space="preserve">4 · FALSE RELIEF (half the fix)</w:t>
+      </w:r>
+    </w:p>
+    <w:p>
+      <w:pPr>
+        <w:spacing w:after="40"/>
+        <w:ind w:left="240"/>
+      </w:pPr>
+      <w:r>
+        <w:rPr>
+          <w:sz w:val="22"/>
+          <w:szCs w:val="22"/>
+        </w:rPr>
+        <w:t xml:space="preserve">So enjoy the festival, then crash-diet? That fixes one week.</w:t>
+      </w:r>
+    </w:p>
+    <w:p>
+      <w:pPr>
+        <w:pBdr>
+          <w:bottom w:val="single" w:color="FFE11A" w:sz="6" w:space="1"/>
+        </w:pBdr>
+        <w:spacing w:after="40" w:before="110"/>
+      </w:pPr>
+      <w:r>
+        <w:rPr>
+          <w:b/>
+          <w:bCs/>
+          <w:color w:val="6B6B6B"/>
+          <w:sz w:val="20"/>
+          <w:szCs w:val="20"/>
+        </w:rPr>
+        <w:t xml:space="preserve">30–40s  </w:t>
+      </w:r>
+      <w:r>
+        <w:rPr>
+          <w:b/>
+          <w:bCs/>
+          <w:sz w:val="22"/>
+          <w:szCs w:val="22"/>
+        </w:rPr>
+        <w:t xml:space="preserve">5 · SECOND, BIGGER PROBLEM</w:t>
+      </w:r>
+    </w:p>
+    <w:p>
+      <w:pPr>
+        <w:spacing w:after="40"/>
+        <w:ind w:left="240"/>
+      </w:pPr>
+      <w:r>
+        <w:rPr>
+          <w:sz w:val="22"/>
+          <w:szCs w:val="22"/>
+        </w:rPr>
+        <w:t xml:space="preserve">The bigger problem: 'after Diwali' turns one day into ten days of leftovers and skipped workouts.</w:t>
+      </w:r>
+    </w:p>
+    <w:p>
+      <w:pPr>
+        <w:pBdr>
+          <w:bottom w:val="single" w:color="FFE11A" w:sz="6" w:space="1"/>
+        </w:pBdr>
+        <w:spacing w:after="40" w:before="110"/>
+      </w:pPr>
+      <w:r>
+        <w:rPr>
+          <w:b/>
+          <w:bCs/>
+          <w:color w:val="6B6B6B"/>
+          <w:sz w:val="20"/>
+          <w:szCs w:val="20"/>
+        </w:rPr>
+        <w:t xml:space="preserve">40–55s  </w:t>
+      </w:r>
+      <w:r>
+        <w:rPr>
+          <w:b/>
+          <w:bCs/>
+          <w:sz w:val="22"/>
+          <w:szCs w:val="22"/>
+        </w:rPr>
+        <w:t xml:space="preserve">6 · SOLUTION (close every loop)</w:t>
+      </w:r>
+    </w:p>
+    <w:p>
+      <w:pPr>
+        <w:spacing w:after="40"/>
+        <w:ind w:left="240"/>
+      </w:pPr>
+      <w:r>
+        <w:rPr>
+          <w:sz w:val="22"/>
+          <w:szCs w:val="22"/>
+        </w:rPr>
+        <w:t xml:space="preserve">So: pick your two or three favourite sweets, not every box in the house. Protein first at meals. Ten-minute walk after big ones.</w:t>
+      </w:r>
+    </w:p>
+    <w:p>
+      <w:pPr>
+        <w:spacing w:after="40"/>
+        <w:ind w:left="240"/>
+      </w:pPr>
+      <w:r>
+        <w:rPr>
+          <w:sz w:val="22"/>
+          <w:szCs w:val="22"/>
+        </w:rPr>
+        <w:t xml:space="preserve">And go back to normal at the very next meal. Not Monday.</w:t>
+      </w:r>
+    </w:p>
+    <w:p>
+      <w:pPr>
+        <w:pBdr>
+          <w:bottom w:val="single" w:color="FFE11A" w:sz="6" w:space="1"/>
+        </w:pBdr>
+        <w:spacing w:after="40" w:before="110"/>
+      </w:pPr>
+      <w:r>
+        <w:rPr>
+          <w:b/>
+          <w:bCs/>
+          <w:color w:val="6B6B6B"/>
+          <w:sz w:val="20"/>
+          <w:szCs w:val="20"/>
+        </w:rPr>
+        <w:t xml:space="preserve">55–72s  </w:t>
+      </w:r>
+      <w:r>
+        <w:rPr>
+          <w:b/>
+          <w:bCs/>
+          <w:sz w:val="22"/>
+          <w:szCs w:val="22"/>
+        </w:rPr>
+        <w:t xml:space="preserve">7 · EMOTIONAL CTA (end on hope)</w:t>
       </w:r>
       <w:r>
         <w:rPr>
@@ -5334,41 +5650,28 @@
     </w:p>
     <w:p>
       <w:pPr>
-        <w:spacing w:after="80"/>
-        <w:ind w:left="240"/>
-      </w:pPr>
-      <w:r>
-        <w:rPr>
-          <w:sz w:val="24"/>
-          <w:szCs w:val="24"/>
-        </w:rPr>
-        <w:t xml:space="preserve">The festival is one day. The damage comes from the ten days of 'adhan Diwali mudinjiduche'.</w:t>
-      </w:r>
-    </w:p>
-    <w:p>
-      <w:pPr>
-        <w:spacing w:after="80"/>
-        <w:ind w:left="240"/>
-      </w:pPr>
-      <w:r>
-        <w:rPr>
-          <w:sz w:val="24"/>
-          <w:szCs w:val="24"/>
-        </w:rPr>
-        <w:t xml:space="preserve">Follow me. I make fitness fit real Tamil life.</w:t>
-      </w:r>
-    </w:p>
-    <w:p>
-      <w:pPr>
-        <w:spacing w:after="80"/>
-        <w:ind w:left="240"/>
-      </w:pPr>
-      <w:r>
-        <w:rPr>
-          <w:sz w:val="24"/>
-          <w:szCs w:val="24"/>
-        </w:rPr>
-        <w:t xml:space="preserve">Share this with the friend who says 'diet after Diwali' every single year. This is their year.</w:t>
+        <w:spacing w:after="40"/>
+        <w:ind w:left="240"/>
+      </w:pPr>
+      <w:r>
+        <w:rPr>
+          <w:sz w:val="22"/>
+          <w:szCs w:val="22"/>
+        </w:rPr>
+        <w:t xml:space="preserve">Festivals are for family and joy, not guilt. Enjoy every bite.</w:t>
+      </w:r>
+    </w:p>
+    <w:p>
+      <w:pPr>
+        <w:spacing w:after="40"/>
+        <w:ind w:left="240"/>
+      </w:pPr>
+      <w:r>
+        <w:rPr>
+          <w:sz w:val="22"/>
+          <w:szCs w:val="22"/>
+        </w:rPr>
+        <w:t xml:space="preserve">Send this to the friend who says 'diet after Diwali' every year. This year can be different.</w:t>
       </w:r>
     </w:p>
     <w:p>
@@ -5582,7 +5885,7 @@
                 <w:sz w:val="20"/>
                 <w:szCs w:val="20"/>
               </w:rPr>
-              <w:t xml:space="preserve">~50 s spoken in English (122 words). Keep the Tamil delivery under 90 s.</w:t>
+              <w:t xml:space="preserve">~58 s spoken in English (144 words). Keep the Tamil delivery under 90 s.</w:t>
             </w:r>
           </w:p>
         </w:tc>
@@ -5648,7 +5951,7 @@
               </w:rPr>
               <w:t xml:space="preserve">  </w:t>
             </w:r>
-            <w:hyperlink w:history="1" r:id="rIdoxir_zb0miklolgt5ovhn">
+            <w:hyperlink w:history="1" r:id="rIdyr7ftqhi50vghvmzfiidk">
               <w:r>
                 <w:rPr>
                   <w:rStyle w:val="Hyperlink"/>
@@ -5667,7 +5970,7 @@
         <w:pBdr>
           <w:bottom w:val="single" w:color="FFE11A" w:sz="6" w:space="1"/>
         </w:pBdr>
-        <w:spacing w:after="80" w:before="200"/>
+        <w:spacing w:after="40" w:before="110"/>
       </w:pPr>
       <w:r>
         <w:rPr>
@@ -5677,16 +5980,16 @@
           <w:sz w:val="20"/>
           <w:szCs w:val="20"/>
         </w:rPr>
-        <w:t xml:space="preserve">0–5s  </w:t>
-      </w:r>
-      <w:r>
-        <w:rPr>
-          <w:b/>
-          <w:bCs/>
-          <w:sz w:val="22"/>
-          <w:szCs w:val="22"/>
-        </w:rPr>
-        <w:t xml:space="preserve">HOOK STACK</w:t>
+        <w:t xml:space="preserve">0–3s  </w:t>
+      </w:r>
+      <w:r>
+        <w:rPr>
+          <w:b/>
+          <w:bCs/>
+          <w:sz w:val="22"/>
+          <w:szCs w:val="22"/>
+        </w:rPr>
+        <w:t xml:space="preserve">1 · HOOK: CURIOSITY</w:t>
       </w:r>
       <w:r>
         <w:rPr>
@@ -5701,7 +6004,7 @@
     </w:p>
     <w:p>
       <w:pPr>
-        <w:spacing w:after="80"/>
+        <w:spacing w:after="40"/>
         <w:ind w:left="240"/>
       </w:pPr>
       <w:r>
@@ -5709,49 +6012,36 @@
           <w:i/>
           <w:iCs/>
           <w:color w:val="6B6B6B"/>
-          <w:sz w:val="19"/>
-          <w:szCs w:val="19"/>
-        </w:rPr>
-        <w:t xml:space="preserve">[Rising SFX.]</w:t>
-      </w:r>
-    </w:p>
-    <w:p>
-      <w:pPr>
-        <w:spacing w:after="80"/>
-        <w:ind w:left="240"/>
-      </w:pPr>
-      <w:r>
-        <w:rPr>
-          <w:sz w:val="24"/>
-          <w:szCs w:val="24"/>
+          <w:sz w:val="18"/>
+          <w:szCs w:val="18"/>
+        </w:rPr>
+        <w:t xml:space="preserve">[Rising SFX starts under the first word.]</w:t>
+      </w:r>
+    </w:p>
+    <w:p>
+      <w:pPr>
+        <w:spacing w:after="40"/>
+        <w:ind w:left="240"/>
+      </w:pPr>
+      <w:r>
+        <w:rPr>
+          <w:sz w:val="22"/>
+          <w:szCs w:val="22"/>
         </w:rPr>
         <w:t xml:space="preserve">Couldn't walk after leg day?</w:t>
       </w:r>
     </w:p>
     <w:p>
       <w:pPr>
-        <w:spacing w:after="80"/>
-        <w:ind w:left="240"/>
-      </w:pPr>
-      <w:r>
-        <w:rPr>
-          <w:sz w:val="24"/>
-          <w:szCs w:val="24"/>
-        </w:rPr>
-        <w:t xml:space="preserve">So it was a great workout… right?</w:t>
-      </w:r>
-    </w:p>
-    <w:p>
-      <w:pPr>
-        <w:spacing w:after="80"/>
-        <w:ind w:left="240"/>
-      </w:pPr>
-      <w:r>
-        <w:rPr>
-          <w:sz w:val="24"/>
-          <w:szCs w:val="24"/>
-        </w:rPr>
-        <w:t xml:space="preserve">Your muscles disagree.</w:t>
+        <w:spacing w:after="40"/>
+        <w:ind w:left="240"/>
+      </w:pPr>
+      <w:r>
+        <w:rPr>
+          <w:sz w:val="22"/>
+          <w:szCs w:val="22"/>
+        </w:rPr>
+        <w:t xml:space="preserve">Great workout, right?</w:t>
       </w:r>
     </w:p>
     <w:p>
@@ -5759,7 +6049,7 @@
         <w:pBdr>
           <w:bottom w:val="single" w:color="FFE11A" w:sz="6" w:space="1"/>
         </w:pBdr>
-        <w:spacing w:after="80" w:before="200"/>
+        <w:spacing w:after="40" w:before="110"/>
       </w:pPr>
       <w:r>
         <w:rPr>
@@ -5769,16 +6059,16 @@
           <w:sz w:val="20"/>
           <w:szCs w:val="20"/>
         </w:rPr>
-        <w:t xml:space="preserve">5–7s  </w:t>
-      </w:r>
-      <w:r>
-        <w:rPr>
-          <w:b/>
-          <w:bCs/>
-          <w:sz w:val="22"/>
-          <w:szCs w:val="22"/>
-        </w:rPr>
-        <w:t xml:space="preserve">MEME</w:t>
+        <w:t xml:space="preserve">3–6s  </w:t>
+      </w:r>
+      <w:r>
+        <w:rPr>
+          <w:b/>
+          <w:bCs/>
+          <w:sz w:val="22"/>
+          <w:szCs w:val="22"/>
+        </w:rPr>
+        <w:t xml:space="preserve">1 · HOOK: PATTERN INTERRUPT</w:t>
       </w:r>
       <w:r>
         <w:rPr>
@@ -5793,7 +6083,20 @@
     </w:p>
     <w:p>
       <w:pPr>
-        <w:spacing w:after="80"/>
+        <w:spacing w:after="40"/>
+        <w:ind w:left="240"/>
+      </w:pPr>
+      <w:r>
+        <w:rPr>
+          <w:sz w:val="22"/>
+          <w:szCs w:val="22"/>
+        </w:rPr>
+        <w:t xml:space="preserve">Soreness might be the worst way to judge it.</w:t>
+      </w:r>
+    </w:p>
+    <w:p>
+      <w:pPr>
+        <w:spacing w:after="40"/>
         <w:ind w:left="240"/>
       </w:pPr>
       <w:r>
@@ -5801,10 +6104,10 @@
           <w:i/>
           <w:iCs/>
           <w:color w:val="6B6B6B"/>
-          <w:sz w:val="19"/>
-          <w:szCs w:val="19"/>
-        </w:rPr>
-        <w:t xml:space="preserve">[MEME: struggling down the stairs / penguin walk comedy.]</w:t>
+          <w:sz w:val="18"/>
+          <w:szCs w:val="18"/>
+        </w:rPr>
+        <w:t xml:space="preserve">[MEME lands on the turn: struggling down the stairs / penguin walk]</w:t>
       </w:r>
     </w:p>
     <w:p>
@@ -5812,7 +6115,7 @@
         <w:pBdr>
           <w:bottom w:val="single" w:color="FFE11A" w:sz="6" w:space="1"/>
         </w:pBdr>
-        <w:spacing w:after="80" w:before="200"/>
+        <w:spacing w:after="40" w:before="110"/>
       </w:pPr>
       <w:r>
         <w:rPr>
@@ -5822,16 +6125,16 @@
           <w:sz w:val="20"/>
           <w:szCs w:val="20"/>
         </w:rPr>
-        <w:t xml:space="preserve">7–12s  </w:t>
-      </w:r>
-      <w:r>
-        <w:rPr>
-          <w:b/>
-          <w:bCs/>
-          <w:sz w:val="22"/>
-          <w:szCs w:val="22"/>
-        </w:rPr>
-        <w:t xml:space="preserve">AUTHORITY</w:t>
+        <w:t xml:space="preserve">6–13s  </w:t>
+      </w:r>
+      <w:r>
+        <w:rPr>
+          <w:b/>
+          <w:bCs/>
+          <w:sz w:val="22"/>
+          <w:szCs w:val="22"/>
+        </w:rPr>
+        <w:t xml:space="preserve">2 · VALUE (real info by 13 s)</w:t>
       </w:r>
       <w:r>
         <w:rPr>
@@ -5846,15 +6149,44 @@
     </w:p>
     <w:p>
       <w:pPr>
-        <w:spacing w:after="80"/>
-        <w:ind w:left="240"/>
-      </w:pPr>
-      <w:r>
-        <w:rPr>
-          <w:sz w:val="24"/>
-          <w:szCs w:val="24"/>
-        </w:rPr>
-        <w:t xml:space="preserve">Eight years of training, and this is one belief I had to unlearn.</w:t>
+        <w:spacing w:after="40"/>
+        <w:ind w:left="240"/>
+      </w:pPr>
+      <w:r>
+        <w:rPr>
+          <w:sz w:val="22"/>
+          <w:szCs w:val="22"/>
+        </w:rPr>
+        <w:t xml:space="preserve">Researchers who reviewed this concluded soreness is a poor indicator of muscle growth.</w:t>
+      </w:r>
+    </w:p>
+    <w:p>
+      <w:pPr>
+        <w:spacing w:after="40"/>
+        <w:ind w:left="240"/>
+      </w:pPr>
+      <w:r>
+        <w:rPr>
+          <w:i/>
+          <w:iCs/>
+          <w:color w:val="6B6B6B"/>
+          <w:sz w:val="18"/>
+          <w:szCs w:val="18"/>
+        </w:rPr>
+        <w:t xml:space="preserve">[ON-SCREEN: Schoenfeld &amp; Contreras, Strength Cond J 2013]</w:t>
+      </w:r>
+    </w:p>
+    <w:p>
+      <w:pPr>
+        <w:spacing w:after="40"/>
+        <w:ind w:left="240"/>
+      </w:pPr>
+      <w:r>
+        <w:rPr>
+          <w:sz w:val="22"/>
+          <w:szCs w:val="22"/>
+        </w:rPr>
+        <w:t xml:space="preserve">Eight years of training, and this was a belief I had to unlearn.</w:t>
       </w:r>
     </w:p>
     <w:p>
@@ -5862,7 +6194,7 @@
         <w:pBdr>
           <w:bottom w:val="single" w:color="FFE11A" w:sz="6" w:space="1"/>
         </w:pBdr>
-        <w:spacing w:after="80" w:before="200"/>
+        <w:spacing w:after="40" w:before="110"/>
       </w:pPr>
       <w:r>
         <w:rPr>
@@ -5872,97 +6204,29 @@
           <w:sz w:val="20"/>
           <w:szCs w:val="20"/>
         </w:rPr>
-        <w:t xml:space="preserve">12–45s  </w:t>
-      </w:r>
-      <w:r>
-        <w:rPr>
-          <w:b/>
-          <w:bCs/>
-          <w:sz w:val="22"/>
-          <w:szCs w:val="22"/>
-        </w:rPr>
-        <w:t xml:space="preserve">THE TRUTH</w:t>
-      </w:r>
-    </w:p>
-    <w:p>
-      <w:pPr>
-        <w:spacing w:after="80"/>
-        <w:ind w:left="240"/>
-      </w:pPr>
-      <w:r>
-        <w:rPr>
-          <w:sz w:val="24"/>
-          <w:szCs w:val="24"/>
-        </w:rPr>
-        <w:t xml:space="preserve">Soreness tells you something was new or hard. It doesn't tell you a muscle grew.</w:t>
-      </w:r>
-    </w:p>
-    <w:p>
-      <w:pPr>
-        <w:spacing w:after="80"/>
-        <w:ind w:left="240"/>
-      </w:pPr>
-      <w:r>
-        <w:rPr>
-          <w:i/>
-          <w:iCs/>
-          <w:color w:val="6B6B6B"/>
-          <w:sz w:val="19"/>
-          <w:szCs w:val="19"/>
-        </w:rPr>
-        <w:t xml:space="preserve">[ON-SCREEN: Schoenfeld &amp; Contreras, Strength Cond J 2013]</w:t>
-      </w:r>
-    </w:p>
-    <w:p>
-      <w:pPr>
-        <w:spacing w:after="80"/>
-        <w:ind w:left="240"/>
-      </w:pPr>
-      <w:r>
-        <w:rPr>
-          <w:sz w:val="24"/>
-          <w:szCs w:val="24"/>
-        </w:rPr>
-        <w:t xml:space="preserve">Proof? Marathon runners get badly sore, and they don't build big muscles.</w:t>
-      </w:r>
-    </w:p>
-    <w:p>
-      <w:pPr>
-        <w:spacing w:after="80"/>
-        <w:ind w:left="240"/>
-      </w:pPr>
-      <w:r>
-        <w:rPr>
-          <w:sz w:val="24"/>
-          <w:szCs w:val="24"/>
-        </w:rPr>
-        <w:t xml:space="preserve">And when you repeat the same workout, soreness fades… but you keep growing.</w:t>
-      </w:r>
-    </w:p>
-    <w:p>
-      <w:pPr>
-        <w:spacing w:after="80"/>
-        <w:ind w:left="240"/>
-      </w:pPr>
-      <w:r>
-        <w:rPr>
-          <w:sz w:val="24"/>
-          <w:szCs w:val="24"/>
-        </w:rPr>
-        <w:t xml:space="preserve">So soreness is bad? No. A little is normal. It's just a terrible scoreboard.</w:t>
-      </w:r>
-    </w:p>
-    <w:p>
-      <w:pPr>
-        <w:spacing w:after="80"/>
-        <w:ind w:left="240"/>
-      </w:pPr>
-      <w:r>
-        <w:rPr>
-          <w:sz w:val="24"/>
-          <w:szCs w:val="24"/>
-        </w:rPr>
-        <w:t xml:space="preserve">The real scoreboard: more reps or more weight over the weeks. Write it down.</w:t>
+        <w:t xml:space="preserve">13–22s  </w:t>
+      </w:r>
+      <w:r>
+        <w:rPr>
+          <w:b/>
+          <w:bCs/>
+          <w:sz w:val="22"/>
+          <w:szCs w:val="22"/>
+        </w:rPr>
+        <w:t xml:space="preserve">3 · FIRST PROBLEM</w:t>
+      </w:r>
+    </w:p>
+    <w:p>
+      <w:pPr>
+        <w:spacing w:after="40"/>
+        <w:ind w:left="240"/>
+      </w:pPr>
+      <w:r>
+        <w:rPr>
+          <w:sz w:val="22"/>
+          <w:szCs w:val="22"/>
+        </w:rPr>
+        <w:t xml:space="preserve">Problem: without the pain, how do you know the workout did anything?</w:t>
       </w:r>
     </w:p>
     <w:p>
@@ -5970,7 +6234,7 @@
         <w:pBdr>
           <w:bottom w:val="single" w:color="FFE11A" w:sz="6" w:space="1"/>
         </w:pBdr>
-        <w:spacing w:after="80" w:before="200"/>
+        <w:spacing w:after="40" w:before="110"/>
       </w:pPr>
       <w:r>
         <w:rPr>
@@ -5980,16 +6244,149 @@
           <w:sz w:val="20"/>
           <w:szCs w:val="20"/>
         </w:rPr>
-        <w:t xml:space="preserve">45–62s  </w:t>
-      </w:r>
-      <w:r>
-        <w:rPr>
-          <w:b/>
-          <w:bCs/>
-          <w:sz w:val="22"/>
-          <w:szCs w:val="22"/>
-        </w:rPr>
-        <w:t xml:space="preserve">CLOSE + SHARE</w:t>
+        <w:t xml:space="preserve">22–30s  </w:t>
+      </w:r>
+      <w:r>
+        <w:rPr>
+          <w:b/>
+          <w:bCs/>
+          <w:sz w:val="22"/>
+          <w:szCs w:val="22"/>
+        </w:rPr>
+        <w:t xml:space="preserve">4 · FALSE RELIEF (half the fix)</w:t>
+      </w:r>
+    </w:p>
+    <w:p>
+      <w:pPr>
+        <w:spacing w:after="40"/>
+        <w:ind w:left="240"/>
+      </w:pPr>
+      <w:r>
+        <w:rPr>
+          <w:sz w:val="22"/>
+          <w:szCs w:val="22"/>
+        </w:rPr>
+        <w:t xml:space="preserve">Here's a clue: when you repeat a workout, soreness fades. But growth can keep going.</w:t>
+      </w:r>
+    </w:p>
+    <w:p>
+      <w:pPr>
+        <w:pBdr>
+          <w:bottom w:val="single" w:color="FFE11A" w:sz="6" w:space="1"/>
+        </w:pBdr>
+        <w:spacing w:after="40" w:before="110"/>
+      </w:pPr>
+      <w:r>
+        <w:rPr>
+          <w:b/>
+          <w:bCs/>
+          <w:color w:val="6B6B6B"/>
+          <w:sz w:val="20"/>
+          <w:szCs w:val="20"/>
+        </w:rPr>
+        <w:t xml:space="preserve">30–40s  </w:t>
+      </w:r>
+      <w:r>
+        <w:rPr>
+          <w:b/>
+          <w:bCs/>
+          <w:sz w:val="22"/>
+          <w:szCs w:val="22"/>
+        </w:rPr>
+        <w:t xml:space="preserve">5 · SECOND, BIGGER PROBLEM</w:t>
+      </w:r>
+    </w:p>
+    <w:p>
+      <w:pPr>
+        <w:spacing w:after="40"/>
+        <w:ind w:left="240"/>
+      </w:pPr>
+      <w:r>
+        <w:rPr>
+          <w:sz w:val="22"/>
+          <w:szCs w:val="22"/>
+        </w:rPr>
+        <w:t xml:space="preserve">The bigger problem: chasing soreness makes you change exercises all the time. You never repeat anything long enough to progress.</w:t>
+      </w:r>
+    </w:p>
+    <w:p>
+      <w:pPr>
+        <w:pBdr>
+          <w:bottom w:val="single" w:color="FFE11A" w:sz="6" w:space="1"/>
+        </w:pBdr>
+        <w:spacing w:after="40" w:before="110"/>
+      </w:pPr>
+      <w:r>
+        <w:rPr>
+          <w:b/>
+          <w:bCs/>
+          <w:color w:val="6B6B6B"/>
+          <w:sz w:val="20"/>
+          <w:szCs w:val="20"/>
+        </w:rPr>
+        <w:t xml:space="preserve">40–55s  </w:t>
+      </w:r>
+      <w:r>
+        <w:rPr>
+          <w:b/>
+          <w:bCs/>
+          <w:sz w:val="22"/>
+          <w:szCs w:val="22"/>
+        </w:rPr>
+        <w:t xml:space="preserve">6 · SOLUTION (close every loop)</w:t>
+      </w:r>
+    </w:p>
+    <w:p>
+      <w:pPr>
+        <w:spacing w:after="40"/>
+        <w:ind w:left="240"/>
+      </w:pPr>
+      <w:r>
+        <w:rPr>
+          <w:sz w:val="22"/>
+          <w:szCs w:val="22"/>
+        </w:rPr>
+        <w:t xml:space="preserve">So track instead. Keep the same exercises for a few weeks, and beat last week by one rep or a little weight.</w:t>
+      </w:r>
+    </w:p>
+    <w:p>
+      <w:pPr>
+        <w:spacing w:after="40"/>
+        <w:ind w:left="240"/>
+      </w:pPr>
+      <w:r>
+        <w:rPr>
+          <w:sz w:val="22"/>
+          <w:szCs w:val="22"/>
+        </w:rPr>
+        <w:t xml:space="preserve">That logbook is your real scoreboard.</w:t>
+      </w:r>
+    </w:p>
+    <w:p>
+      <w:pPr>
+        <w:pBdr>
+          <w:bottom w:val="single" w:color="FFE11A" w:sz="6" w:space="1"/>
+        </w:pBdr>
+        <w:spacing w:after="40" w:before="110"/>
+      </w:pPr>
+      <w:r>
+        <w:rPr>
+          <w:b/>
+          <w:bCs/>
+          <w:color w:val="6B6B6B"/>
+          <w:sz w:val="20"/>
+          <w:szCs w:val="20"/>
+        </w:rPr>
+        <w:t xml:space="preserve">55–72s  </w:t>
+      </w:r>
+      <w:r>
+        <w:rPr>
+          <w:b/>
+          <w:bCs/>
+          <w:sz w:val="22"/>
+          <w:szCs w:val="22"/>
+        </w:rPr>
+        <w:t xml:space="preserve">7 · EMOTIONAL CTA (end on hope)</w:t>
       </w:r>
       <w:r>
         <w:rPr>
@@ -6004,41 +6401,28 @@
     </w:p>
     <w:p>
       <w:pPr>
-        <w:spacing w:after="80"/>
-        <w:ind w:left="240"/>
-      </w:pPr>
-      <w:r>
-        <w:rPr>
-          <w:sz w:val="24"/>
-          <w:szCs w:val="24"/>
-        </w:rPr>
-        <w:t xml:space="preserve">Stop chasing pain. Chase progress.</w:t>
-      </w:r>
-    </w:p>
-    <w:p>
-      <w:pPr>
-        <w:spacing w:after="80"/>
-        <w:ind w:left="240"/>
-      </w:pPr>
-      <w:r>
-        <w:rPr>
-          <w:sz w:val="24"/>
-          <w:szCs w:val="24"/>
-        </w:rPr>
-        <w:t xml:space="preserve">Follow for lifting science without the bro-science.</w:t>
-      </w:r>
-    </w:p>
-    <w:p>
-      <w:pPr>
-        <w:spacing w:after="80"/>
-        <w:ind w:left="240"/>
-      </w:pPr>
-      <w:r>
-        <w:rPr>
-          <w:sz w:val="24"/>
-          <w:szCs w:val="24"/>
-        </w:rPr>
-        <w:t xml:space="preserve">Share this with the friend who limps after leg day like it's a trophy.</w:t>
+        <w:spacing w:after="40"/>
+        <w:ind w:left="240"/>
+      </w:pPr>
+      <w:r>
+        <w:rPr>
+          <w:sz w:val="22"/>
+          <w:szCs w:val="22"/>
+        </w:rPr>
+        <w:t xml:space="preserve">Progress is quiet before it shows up in the mirror. Trust it.</w:t>
+      </w:r>
+    </w:p>
+    <w:p>
+      <w:pPr>
+        <w:spacing w:after="40"/>
+        <w:ind w:left="240"/>
+      </w:pPr>
+      <w:r>
+        <w:rPr>
+          <w:sz w:val="22"/>
+          <w:szCs w:val="22"/>
+        </w:rPr>
+        <w:t xml:space="preserve">Send this to the friend who limps after leg day like it's a trophy.</w:t>
       </w:r>
     </w:p>
     <w:p>
@@ -6252,7 +6636,7 @@
                 <w:sz w:val="20"/>
                 <w:szCs w:val="20"/>
               </w:rPr>
-              <w:t xml:space="preserve">~43 s spoken in English (105 words). Keep the Tamil delivery under 90 s.</w:t>
+              <w:t xml:space="preserve">~45 s spoken in English (110 words). Keep the Tamil delivery under 90 s.</w:t>
             </w:r>
           </w:p>
         </w:tc>
@@ -6318,7 +6702,7 @@
               </w:rPr>
               <w:t xml:space="preserve">  </w:t>
             </w:r>
-            <w:hyperlink w:history="1" r:id="rIdeqazgolrqqfzv9okqm-wp">
+            <w:hyperlink w:history="1" r:id="rIdbhqgtcbxkcphjb5tlkcqm">
               <w:r>
                 <w:rPr>
                   <w:rStyle w:val="Hyperlink"/>
@@ -6337,7 +6721,7 @@
         <w:pBdr>
           <w:bottom w:val="single" w:color="FFE11A" w:sz="6" w:space="1"/>
         </w:pBdr>
-        <w:spacing w:after="80" w:before="200"/>
+        <w:spacing w:after="40" w:before="110"/>
       </w:pPr>
       <w:r>
         <w:rPr>
@@ -6347,16 +6731,16 @@
           <w:sz w:val="20"/>
           <w:szCs w:val="20"/>
         </w:rPr>
-        <w:t xml:space="preserve">0–4s  </w:t>
-      </w:r>
-      <w:r>
-        <w:rPr>
-          <w:b/>
-          <w:bCs/>
-          <w:sz w:val="22"/>
-          <w:szCs w:val="22"/>
-        </w:rPr>
-        <w:t xml:space="preserve">HOOK STACK</w:t>
+        <w:t xml:space="preserve">0–3s  </w:t>
+      </w:r>
+      <w:r>
+        <w:rPr>
+          <w:b/>
+          <w:bCs/>
+          <w:sz w:val="22"/>
+          <w:szCs w:val="22"/>
+        </w:rPr>
+        <w:t xml:space="preserve">1 · HOOK: CURIOSITY</w:t>
       </w:r>
       <w:r>
         <w:rPr>
@@ -6371,7 +6755,7 @@
     </w:p>
     <w:p>
       <w:pPr>
-        <w:spacing w:after="80"/>
+        <w:spacing w:after="40"/>
         <w:ind w:left="240"/>
       </w:pPr>
       <w:r>
@@ -6379,49 +6763,23 @@
           <w:i/>
           <w:iCs/>
           <w:color w:val="6B6B6B"/>
-          <w:sz w:val="19"/>
-          <w:szCs w:val="19"/>
-        </w:rPr>
-        <w:t xml:space="preserve">[Rising SFX. Short reel (~45 s).]</w:t>
-      </w:r>
-    </w:p>
-    <w:p>
-      <w:pPr>
-        <w:spacing w:after="80"/>
-        <w:ind w:left="240"/>
-      </w:pPr>
-      <w:r>
-        <w:rPr>
-          <w:sz w:val="24"/>
-          <w:szCs w:val="24"/>
-        </w:rPr>
-        <w:t xml:space="preserve">Plus two kilos overnight after Diwali?</w:t>
-      </w:r>
-    </w:p>
-    <w:p>
-      <w:pPr>
-        <w:spacing w:after="80"/>
-        <w:ind w:left="240"/>
-      </w:pPr>
-      <w:r>
-        <w:rPr>
-          <w:sz w:val="24"/>
-          <w:szCs w:val="24"/>
-        </w:rPr>
-        <w:t xml:space="preserve">Panic. Skip breakfast. Run 10K?</w:t>
-      </w:r>
-    </w:p>
-    <w:p>
-      <w:pPr>
-        <w:spacing w:after="80"/>
-        <w:ind w:left="240"/>
-      </w:pPr>
-      <w:r>
-        <w:rPr>
-          <w:sz w:val="24"/>
-          <w:szCs w:val="24"/>
-        </w:rPr>
-        <w:t xml:space="preserve">Stop.</w:t>
+          <w:sz w:val="18"/>
+          <w:szCs w:val="18"/>
+        </w:rPr>
+        <w:t xml:space="preserve">[Rising SFX starts under the first word.]</w:t>
+      </w:r>
+    </w:p>
+    <w:p>
+      <w:pPr>
+        <w:spacing w:after="40"/>
+        <w:ind w:left="240"/>
+      </w:pPr>
+      <w:r>
+        <w:rPr>
+          <w:sz w:val="22"/>
+          <w:szCs w:val="22"/>
+        </w:rPr>
+        <w:t xml:space="preserve">Plus two kilos. The morning after Diwali.</w:t>
       </w:r>
     </w:p>
     <w:p>
@@ -6429,7 +6787,7 @@
         <w:pBdr>
           <w:bottom w:val="single" w:color="FFE11A" w:sz="6" w:space="1"/>
         </w:pBdr>
-        <w:spacing w:after="80" w:before="200"/>
+        <w:spacing w:after="40" w:before="110"/>
       </w:pPr>
       <w:r>
         <w:rPr>
@@ -6439,16 +6797,16 @@
           <w:sz w:val="20"/>
           <w:szCs w:val="20"/>
         </w:rPr>
-        <w:t xml:space="preserve">4–6s  </w:t>
-      </w:r>
-      <w:r>
-        <w:rPr>
-          <w:b/>
-          <w:bCs/>
-          <w:sz w:val="22"/>
-          <w:szCs w:val="22"/>
-        </w:rPr>
-        <w:t xml:space="preserve">MEME</w:t>
+        <w:t xml:space="preserve">3–6s  </w:t>
+      </w:r>
+      <w:r>
+        <w:rPr>
+          <w:b/>
+          <w:bCs/>
+          <w:sz w:val="22"/>
+          <w:szCs w:val="22"/>
+        </w:rPr>
+        <w:t xml:space="preserve">1 · HOOK: PATTERN INTERRUPT</w:t>
       </w:r>
       <w:r>
         <w:rPr>
@@ -6463,7 +6821,20 @@
     </w:p>
     <w:p>
       <w:pPr>
-        <w:spacing w:after="80"/>
+        <w:spacing w:after="40"/>
+        <w:ind w:left="240"/>
+      </w:pPr>
+      <w:r>
+        <w:rPr>
+          <w:sz w:val="22"/>
+          <w:szCs w:val="22"/>
+        </w:rPr>
+        <w:t xml:space="preserve">Don't skip breakfast. Don't run 10K. Do nothing.</w:t>
+      </w:r>
+    </w:p>
+    <w:p>
+      <w:pPr>
+        <w:spacing w:after="40"/>
         <w:ind w:left="240"/>
       </w:pPr>
       <w:r>
@@ -6471,10 +6842,10 @@
           <w:i/>
           <w:iCs/>
           <w:color w:val="6B6B6B"/>
-          <w:sz w:val="19"/>
-          <w:szCs w:val="19"/>
-        </w:rPr>
-        <w:t xml:space="preserve">[MEME: over-dramatic crying scene, cut to the scale reveal.]</w:t>
+          <w:sz w:val="18"/>
+          <w:szCs w:val="18"/>
+        </w:rPr>
+        <w:t xml:space="preserve">[MEME lands on the turn: an over-dramatic crying scene at the scale]</w:t>
       </w:r>
     </w:p>
     <w:p>
@@ -6482,7 +6853,7 @@
         <w:pBdr>
           <w:bottom w:val="single" w:color="FFE11A" w:sz="6" w:space="1"/>
         </w:pBdr>
-        <w:spacing w:after="80" w:before="200"/>
+        <w:spacing w:after="40" w:before="110"/>
       </w:pPr>
       <w:r>
         <w:rPr>
@@ -6492,16 +6863,16 @@
           <w:sz w:val="20"/>
           <w:szCs w:val="20"/>
         </w:rPr>
-        <w:t xml:space="preserve">6–10s  </w:t>
-      </w:r>
-      <w:r>
-        <w:rPr>
-          <w:b/>
-          <w:bCs/>
-          <w:sz w:val="22"/>
-          <w:szCs w:val="22"/>
-        </w:rPr>
-        <w:t xml:space="preserve">AUTHORITY</w:t>
+        <w:t xml:space="preserve">6–12s  </w:t>
+      </w:r>
+      <w:r>
+        <w:rPr>
+          <w:b/>
+          <w:bCs/>
+          <w:sz w:val="22"/>
+          <w:szCs w:val="22"/>
+        </w:rPr>
+        <w:t xml:space="preserve">2 · VALUE (real info by 13 s)</w:t>
       </w:r>
       <w:r>
         <w:rPr>
@@ -6516,15 +6887,31 @@
     </w:p>
     <w:p>
       <w:pPr>
-        <w:spacing w:after="80"/>
-        <w:ind w:left="240"/>
-      </w:pPr>
-      <w:r>
-        <w:rPr>
-          <w:sz w:val="24"/>
-          <w:szCs w:val="24"/>
-        </w:rPr>
-        <w:t xml:space="preserve">Eight years of training. Here's why festival spikes shouldn't scare you.</w:t>
+        <w:spacing w:after="40"/>
+        <w:ind w:left="240"/>
+      </w:pPr>
+      <w:r>
+        <w:rPr>
+          <w:sz w:val="22"/>
+          <w:szCs w:val="22"/>
+        </w:rPr>
+        <w:t xml:space="preserve">An overnight jump is mostly water, salt and food in your system, not fat. Holiday studies show the real average gain is small.</w:t>
+      </w:r>
+    </w:p>
+    <w:p>
+      <w:pPr>
+        <w:spacing w:after="40"/>
+        <w:ind w:left="240"/>
+      </w:pPr>
+      <w:r>
+        <w:rPr>
+          <w:i/>
+          <w:iCs/>
+          <w:color w:val="6B6B6B"/>
+          <w:sz w:val="18"/>
+          <w:szCs w:val="18"/>
+        </w:rPr>
+        <w:t xml:space="preserve">[ON-SCREEN: Yanovski et al., NEJM 2000]</w:t>
       </w:r>
     </w:p>
     <w:p>
@@ -6532,7 +6919,7 @@
         <w:pBdr>
           <w:bottom w:val="single" w:color="FFE11A" w:sz="6" w:space="1"/>
         </w:pBdr>
-        <w:spacing w:after="80" w:before="200"/>
+        <w:spacing w:after="40" w:before="110"/>
       </w:pPr>
       <w:r>
         <w:rPr>
@@ -6542,71 +6929,29 @@
           <w:sz w:val="20"/>
           <w:szCs w:val="20"/>
         </w:rPr>
-        <w:t xml:space="preserve">10–30s  </w:t>
-      </w:r>
-      <w:r>
-        <w:rPr>
-          <w:b/>
-          <w:bCs/>
-          <w:sz w:val="22"/>
-          <w:szCs w:val="22"/>
-        </w:rPr>
-        <w:t xml:space="preserve">THE TRUTH</w:t>
-      </w:r>
-    </w:p>
-    <w:p>
-      <w:pPr>
-        <w:spacing w:after="80"/>
-        <w:ind w:left="240"/>
-      </w:pPr>
-      <w:r>
-        <w:rPr>
-          <w:sz w:val="24"/>
-          <w:szCs w:val="24"/>
-        </w:rPr>
-        <w:t xml:space="preserve">You didn't gain two kilos of fat in one night. A sudden overnight jump is mostly water, salt and food still in your system.</w:t>
-      </w:r>
-    </w:p>
-    <w:p>
-      <w:pPr>
-        <w:spacing w:after="80"/>
-        <w:ind w:left="240"/>
-      </w:pPr>
-      <w:r>
-        <w:rPr>
-          <w:sz w:val="24"/>
-          <w:szCs w:val="24"/>
-        </w:rPr>
-        <w:t xml:space="preserve">Research on holiday weight shows the real average gain is small, around a third of a kilo.</w:t>
-      </w:r>
-    </w:p>
-    <w:p>
-      <w:pPr>
-        <w:spacing w:after="80"/>
-        <w:ind w:left="240"/>
-      </w:pPr>
-      <w:r>
-        <w:rPr>
-          <w:i/>
-          <w:iCs/>
-          <w:color w:val="6B6B6B"/>
-          <w:sz w:val="19"/>
-          <w:szCs w:val="19"/>
-        </w:rPr>
-        <w:t xml:space="preserve">[ON-SCREEN: Yanovski et al., NEJM 2000]</w:t>
-      </w:r>
-    </w:p>
-    <w:p>
-      <w:pPr>
-        <w:spacing w:after="80"/>
-        <w:ind w:left="240"/>
-      </w:pPr>
-      <w:r>
-        <w:rPr>
-          <w:sz w:val="24"/>
-          <w:szCs w:val="24"/>
-        </w:rPr>
-        <w:t xml:space="preserve">So eat whatever, forever? No. Eat normally from tomorrow, and watch your weekly average, like I showed in my maintenance calories reel.</w:t>
+        <w:t xml:space="preserve">12–18s  </w:t>
+      </w:r>
+      <w:r>
+        <w:rPr>
+          <w:b/>
+          <w:bCs/>
+          <w:sz w:val="22"/>
+          <w:szCs w:val="22"/>
+        </w:rPr>
+        <w:t xml:space="preserve">3 · FIRST PROBLEM</w:t>
+      </w:r>
+    </w:p>
+    <w:p>
+      <w:pPr>
+        <w:spacing w:after="40"/>
+        <w:ind w:left="240"/>
+      </w:pPr>
+      <w:r>
+        <w:rPr>
+          <w:sz w:val="22"/>
+          <w:szCs w:val="22"/>
+        </w:rPr>
+        <w:t xml:space="preserve">Problem: the scale can't tell you which part is fat. So you panic.</w:t>
       </w:r>
     </w:p>
     <w:p>
@@ -6614,7 +6959,7 @@
         <w:pBdr>
           <w:bottom w:val="single" w:color="FFE11A" w:sz="6" w:space="1"/>
         </w:pBdr>
-        <w:spacing w:after="80" w:before="200"/>
+        <w:spacing w:after="40" w:before="110"/>
       </w:pPr>
       <w:r>
         <w:rPr>
@@ -6624,16 +6969,136 @@
           <w:sz w:val="20"/>
           <w:szCs w:val="20"/>
         </w:rPr>
-        <w:t xml:space="preserve">30–45s  </w:t>
-      </w:r>
-      <w:r>
-        <w:rPr>
-          <w:b/>
-          <w:bCs/>
-          <w:sz w:val="22"/>
-          <w:szCs w:val="22"/>
-        </w:rPr>
-        <w:t xml:space="preserve">CLOSE + SHARE</w:t>
+        <w:t xml:space="preserve">18–24s  </w:t>
+      </w:r>
+      <w:r>
+        <w:rPr>
+          <w:b/>
+          <w:bCs/>
+          <w:sz w:val="22"/>
+          <w:szCs w:val="22"/>
+        </w:rPr>
+        <w:t xml:space="preserve">4 · FALSE RELIEF (half the fix)</w:t>
+      </w:r>
+    </w:p>
+    <w:p>
+      <w:pPr>
+        <w:spacing w:after="40"/>
+        <w:ind w:left="240"/>
+      </w:pPr>
+      <w:r>
+        <w:rPr>
+          <w:sz w:val="22"/>
+          <w:szCs w:val="22"/>
+        </w:rPr>
+        <w:t xml:space="preserve">So ignore the scale? Not completely.</w:t>
+      </w:r>
+    </w:p>
+    <w:p>
+      <w:pPr>
+        <w:pBdr>
+          <w:bottom w:val="single" w:color="FFE11A" w:sz="6" w:space="1"/>
+        </w:pBdr>
+        <w:spacing w:after="40" w:before="110"/>
+      </w:pPr>
+      <w:r>
+        <w:rPr>
+          <w:b/>
+          <w:bCs/>
+          <w:color w:val="6B6B6B"/>
+          <w:sz w:val="20"/>
+          <w:szCs w:val="20"/>
+        </w:rPr>
+        <w:t xml:space="preserve">24–30s  </w:t>
+      </w:r>
+      <w:r>
+        <w:rPr>
+          <w:b/>
+          <w:bCs/>
+          <w:sz w:val="22"/>
+          <w:szCs w:val="22"/>
+        </w:rPr>
+        <w:t xml:space="preserve">5 · SECOND, BIGGER PROBLEM</w:t>
+      </w:r>
+    </w:p>
+    <w:p>
+      <w:pPr>
+        <w:spacing w:after="40"/>
+        <w:ind w:left="240"/>
+      </w:pPr>
+      <w:r>
+        <w:rPr>
+          <w:sz w:val="22"/>
+          <w:szCs w:val="22"/>
+        </w:rPr>
+        <w:t xml:space="preserve">Because panic-dieting tomorrow is how one festival turns into a bad week.</w:t>
+      </w:r>
+    </w:p>
+    <w:p>
+      <w:pPr>
+        <w:pBdr>
+          <w:bottom w:val="single" w:color="FFE11A" w:sz="6" w:space="1"/>
+        </w:pBdr>
+        <w:spacing w:after="40" w:before="110"/>
+      </w:pPr>
+      <w:r>
+        <w:rPr>
+          <w:b/>
+          <w:bCs/>
+          <w:color w:val="6B6B6B"/>
+          <w:sz w:val="20"/>
+          <w:szCs w:val="20"/>
+        </w:rPr>
+        <w:t xml:space="preserve">30–40s  </w:t>
+      </w:r>
+      <w:r>
+        <w:rPr>
+          <w:b/>
+          <w:bCs/>
+          <w:sz w:val="22"/>
+          <w:szCs w:val="22"/>
+        </w:rPr>
+        <w:t xml:space="preserve">6 · SOLUTION (close every loop)</w:t>
+      </w:r>
+    </w:p>
+    <w:p>
+      <w:pPr>
+        <w:spacing w:after="40"/>
+        <w:ind w:left="240"/>
+      </w:pPr>
+      <w:r>
+        <w:rPr>
+          <w:sz w:val="22"/>
+          <w:szCs w:val="22"/>
+        </w:rPr>
+        <w:t xml:space="preserve">Eat normally, keep training, and compare this week's average weight with last week's. Like my maintenance calories reel.</w:t>
+      </w:r>
+    </w:p>
+    <w:p>
+      <w:pPr>
+        <w:pBdr>
+          <w:bottom w:val="single" w:color="FFE11A" w:sz="6" w:space="1"/>
+        </w:pBdr>
+        <w:spacing w:after="40" w:before="110"/>
+      </w:pPr>
+      <w:r>
+        <w:rPr>
+          <w:b/>
+          <w:bCs/>
+          <w:color w:val="6B6B6B"/>
+          <w:sz w:val="20"/>
+          <w:szCs w:val="20"/>
+        </w:rPr>
+        <w:t xml:space="preserve">40–50s  </w:t>
+      </w:r>
+      <w:r>
+        <w:rPr>
+          <w:b/>
+          <w:bCs/>
+          <w:sz w:val="22"/>
+          <w:szCs w:val="22"/>
+        </w:rPr>
+        <w:t xml:space="preserve">7 · EMOTIONAL CTA (end on hope)</w:t>
       </w:r>
       <w:r>
         <w:rPr>
@@ -6648,28 +7113,28 @@
     </w:p>
     <w:p>
       <w:pPr>
-        <w:spacing w:after="80"/>
-        <w:ind w:left="240"/>
-      </w:pPr>
-      <w:r>
-        <w:rPr>
-          <w:sz w:val="24"/>
-          <w:szCs w:val="24"/>
-        </w:rPr>
-        <w:t xml:space="preserve">Follow. Next week: is your protein powder fake?</w:t>
-      </w:r>
-    </w:p>
-    <w:p>
-      <w:pPr>
-        <w:spacing w:after="80"/>
-        <w:ind w:left="240"/>
-      </w:pPr>
-      <w:r>
-        <w:rPr>
-          <w:sz w:val="24"/>
-          <w:szCs w:val="24"/>
-        </w:rPr>
-        <w:t xml:space="preserve">Share this with the friend crying at the scale right now.</w:t>
+        <w:spacing w:after="40"/>
+        <w:ind w:left="240"/>
+      </w:pPr>
+      <w:r>
+        <w:rPr>
+          <w:sz w:val="22"/>
+          <w:szCs w:val="22"/>
+        </w:rPr>
+        <w:t xml:space="preserve">Your body didn't betray you in one night. Be kind to it.</w:t>
+      </w:r>
+    </w:p>
+    <w:p>
+      <w:pPr>
+        <w:spacing w:after="40"/>
+        <w:ind w:left="240"/>
+      </w:pPr>
+      <w:r>
+        <w:rPr>
+          <w:sz w:val="22"/>
+          <w:szCs w:val="22"/>
+        </w:rPr>
+        <w:t xml:space="preserve">Send this to the friend staring at the scale right now.</w:t>
       </w:r>
     </w:p>
     <w:sectPr>
